--- a/doc/詞/宋朝/歐陽修/歐陽修-蝶戀花·庭院深深深幾許.docx
+++ b/doc/詞/宋朝/歐陽修/歐陽修-蝶戀花·庭院深深深幾許.docx
@@ -1,6 +1,6 @@
 
 <file path=word/document.xml><?xml version="1.0" encoding="utf-8"?>
-<w:document xmlns:wpc="http://schemas.microsoft.com/office/word/2010/wordprocessingCanvas" xmlns:cx="http://schemas.microsoft.com/office/drawing/2014/chartex" xmlns:cx1="http://schemas.microsoft.com/office/drawing/2015/9/8/chartex" xmlns:cx2="http://schemas.microsoft.com/office/drawing/2015/10/21/chartex" xmlns:cx3="http://schemas.microsoft.com/office/drawing/2016/5/9/chartex" xmlns:cx4="http://schemas.microsoft.com/office/drawing/2016/5/10/chartex" xmlns:cx5="http://schemas.microsoft.com/office/drawing/2016/5/11/chartex" xmlns:cx6="http://schemas.microsoft.com/office/drawing/2016/5/12/chartex" xmlns:cx7="http://schemas.microsoft.com/office/drawing/2016/5/13/chartex" xmlns:cx8="http://schemas.microsoft.com/office/drawing/2016/5/14/chartex" xmlns:mc="http://schemas.openxmlformats.org/markup-compatibility/2006" xmlns:aink="http://schemas.microsoft.com/office/drawing/2016/ink" xmlns:am3d="http://schemas.microsoft.com/office/drawing/2017/model3d" xmlns:o="urn:schemas-microsoft-com:office:office" xmlns:r="http://schemas.openxmlformats.org/officeDocument/2006/relationships" xmlns:m="http://schemas.openxmlformats.org/officeDocument/2006/math" xmlns:v="urn:schemas-microsoft-com:vml" xmlns:wp14="http://schemas.microsoft.com/office/word/2010/wordprocessingDrawing" xmlns:wp="http://schemas.openxmlformats.org/drawingml/2006/wordprocessingDrawing" xmlns:w10="urn:schemas-microsoft-com:office:word" xmlns:w="http://schemas.openxmlformats.org/wordprocessingml/2006/main" xmlns:w14="http://schemas.microsoft.com/office/word/2010/wordml" xmlns:w15="http://schemas.microsoft.com/office/word/2012/wordml" xmlns:w16cex="http://schemas.microsoft.com/office/word/2018/wordml/cex" xmlns:w16cid="http://schemas.microsoft.com/office/word/2016/wordml/cid" xmlns:w16="http://schemas.microsoft.com/office/word/2018/wordml" xmlns:w16sdtdh="http://schemas.microsoft.com/office/word/2020/wordml/sdtdatahash" xmlns:w16se="http://schemas.microsoft.com/office/word/2015/wordml/symex" xmlns:wpg="http://schemas.microsoft.com/office/word/2010/wordprocessingGroup" xmlns:wpi="http://schemas.microsoft.com/office/word/2010/wordprocessingInk" xmlns:wne="http://schemas.microsoft.com/office/word/2006/wordml" xmlns:wps="http://schemas.microsoft.com/office/word/2010/wordprocessingShape" mc:Ignorable="w14 w15 w16se w16cid w16 w16cex w16sdtdh wp14">
+<w:document xmlns:wpc="http://schemas.microsoft.com/office/word/2010/wordprocessingCanvas" xmlns:cx="http://schemas.microsoft.com/office/drawing/2014/chartex" xmlns:cx1="http://schemas.microsoft.com/office/drawing/2015/9/8/chartex" xmlns:cx2="http://schemas.microsoft.com/office/drawing/2015/10/21/chartex" xmlns:cx3="http://schemas.microsoft.com/office/drawing/2016/5/9/chartex" xmlns:cx4="http://schemas.microsoft.com/office/drawing/2016/5/10/chartex" xmlns:cx5="http://schemas.microsoft.com/office/drawing/2016/5/11/chartex" xmlns:cx6="http://schemas.microsoft.com/office/drawing/2016/5/12/chartex" xmlns:cx7="http://schemas.microsoft.com/office/drawing/2016/5/13/chartex" xmlns:cx8="http://schemas.microsoft.com/office/drawing/2016/5/14/chartex" xmlns:mc="http://schemas.openxmlformats.org/markup-compatibility/2006" xmlns:aink="http://schemas.microsoft.com/office/drawing/2016/ink" xmlns:am3d="http://schemas.microsoft.com/office/drawing/2017/model3d" xmlns:o="urn:schemas-microsoft-com:office:office" xmlns:oel="http://schemas.microsoft.com/office/2019/extlst" xmlns:r="http://schemas.openxmlformats.org/officeDocument/2006/relationships" xmlns:m="http://schemas.openxmlformats.org/officeDocument/2006/math" xmlns:v="urn:schemas-microsoft-com:vml" xmlns:wp14="http://schemas.microsoft.com/office/word/2010/wordprocessingDrawing" xmlns:wp="http://schemas.openxmlformats.org/drawingml/2006/wordprocessingDrawing" xmlns:w10="urn:schemas-microsoft-com:office:word" xmlns:w="http://schemas.openxmlformats.org/wordprocessingml/2006/main" xmlns:w14="http://schemas.microsoft.com/office/word/2010/wordml" xmlns:w15="http://schemas.microsoft.com/office/word/2012/wordml" xmlns:w16cex="http://schemas.microsoft.com/office/word/2018/wordml/cex" xmlns:w16cid="http://schemas.microsoft.com/office/word/2016/wordml/cid" xmlns:w16="http://schemas.microsoft.com/office/word/2018/wordml" xmlns:w16du="http://schemas.microsoft.com/office/word/2023/wordml/word16du" xmlns:w16sdtdh="http://schemas.microsoft.com/office/word/2020/wordml/sdtdatahash" xmlns:w16sdtfl="http://schemas.microsoft.com/office/word/2024/wordml/sdtformatlock" xmlns:w16se="http://schemas.microsoft.com/office/word/2015/wordml/symex" xmlns:wpg="http://schemas.microsoft.com/office/word/2010/wordprocessingGroup" xmlns:wpi="http://schemas.microsoft.com/office/word/2010/wordprocessingInk" xmlns:wne="http://schemas.microsoft.com/office/word/2006/wordml" xmlns:wps="http://schemas.microsoft.com/office/word/2010/wordprocessingShape" mc:Ignorable="w14 w15 w16se w16cid w16 w16cex w16sdtdh w16sdtfl w16du wp14">
   <w:body>
     <w:p>
       <w:pPr>
@@ -10,6 +10,42 @@
           <w:sz w:val="52"/>
         </w:rPr>
       </w:pPr>
+      <w:r>
+        <w:rPr>
+          <w:rFonts w:hint="eastAsia"/>
+          <w:kern w:val="0"/>
+          <w:sz w:val="44"/>
+          <w:szCs w:val="44"/>
+        </w:rPr>
+        <w:t>歐陽修</w:t>
+      </w:r>
+      <w:r>
+        <w:rPr>
+          <w:rFonts w:hint="eastAsia"/>
+          <w:kern w:val="0"/>
+          <w:sz w:val="44"/>
+          <w:szCs w:val="44"/>
+        </w:rPr>
+        <w:t>《</w:t>
+      </w:r>
+      <w:r>
+        <w:rPr>
+          <w:rFonts w:hint="eastAsia"/>
+          <w:kern w:val="0"/>
+          <w:sz w:val="44"/>
+          <w:szCs w:val="44"/>
+        </w:rPr>
+        <w:t>蝶戀花·庭院深深深幾許</w:t>
+      </w:r>
+      <w:r>
+        <w:rPr>
+          <w:rFonts w:hint="eastAsia"/>
+          <w:kern w:val="0"/>
+          <w:sz w:val="44"/>
+          <w:szCs w:val="44"/>
+        </w:rPr>
+        <w:t>》</w:t>
+      </w:r>
       <w:r>
         <w:rPr>
           <w:rFonts w:hint="eastAsia"/>
@@ -17,43 +53,7 @@
           <w:sz w:val="48"/>
           <w:szCs w:val="48"/>
         </w:rPr>
-        <w:t>歐陽修</w:t>
-      </w:r>
-      <w:r>
-        <w:rPr>
-          <w:rFonts w:hint="eastAsia"/>
-          <w:kern w:val="0"/>
-          <w:sz w:val="48"/>
-          <w:szCs w:val="48"/>
-        </w:rPr>
-        <w:t>《</w:t>
-      </w:r>
-      <w:r>
-        <w:rPr>
-          <w:rFonts w:hint="eastAsia"/>
-          <w:kern w:val="0"/>
-          <w:sz w:val="48"/>
-          <w:szCs w:val="48"/>
-        </w:rPr>
-        <w:t>蝶戀花·庭院深深深幾許</w:t>
-      </w:r>
-      <w:r>
-        <w:rPr>
-          <w:rFonts w:hint="eastAsia"/>
-          <w:kern w:val="0"/>
-          <w:sz w:val="48"/>
-          <w:szCs w:val="48"/>
-        </w:rPr>
-        <w:t>》</w:t>
-      </w:r>
-      <w:r>
-        <w:rPr>
-          <w:rFonts w:hint="eastAsia"/>
-          <w:kern w:val="0"/>
-          <w:sz w:val="48"/>
-          <w:szCs w:val="48"/>
-        </w:rPr>
-        <w:t xml:space="preserve">  </w:t>
+        <w:t xml:space="preserve"> </w:t>
       </w:r>
       <w:r>
         <w:rPr>
@@ -86,9 +86,19 @@
           <w:sz w:val="32"/>
           <w:szCs w:val="32"/>
         </w:rPr>
-        <w:t>庭院深深深幾許，</w:t>
-      </w:r>
-      <w:proofErr w:type="gramStart"/>
+        <w:t>庭院深深深幾許，楊柳堆煙，簾幕無重數。</w:t>
+      </w:r>
+    </w:p>
+    <w:p>
+      <w:pPr>
+        <w:spacing w:after="0" w:line="480" w:lineRule="exact"/>
+        <w:ind w:left="0" w:right="0" w:firstLine="0"/>
+        <w:rPr>
+          <w:color w:val="0F0F0F"/>
+          <w:sz w:val="32"/>
+          <w:szCs w:val="32"/>
+        </w:rPr>
+      </w:pPr>
       <w:r>
         <w:rPr>
           <w:rFonts w:hint="eastAsia"/>
@@ -96,9 +106,19 @@
           <w:sz w:val="32"/>
           <w:szCs w:val="32"/>
         </w:rPr>
-        <w:t>楊柳堆煙</w:t>
-      </w:r>
-      <w:proofErr w:type="gramEnd"/>
+        <w:t>玉勒雕鞍遊冶處，樓高不見章台路。</w:t>
+      </w:r>
+    </w:p>
+    <w:p>
+      <w:pPr>
+        <w:spacing w:after="0" w:line="480" w:lineRule="exact"/>
+        <w:ind w:left="0" w:right="0" w:firstLine="0"/>
+        <w:rPr>
+          <w:color w:val="0F0F0F"/>
+          <w:sz w:val="32"/>
+          <w:szCs w:val="32"/>
+        </w:rPr>
+      </w:pPr>
       <w:r>
         <w:rPr>
           <w:rFonts w:hint="eastAsia"/>
@@ -106,9 +126,19 @@
           <w:sz w:val="32"/>
           <w:szCs w:val="32"/>
         </w:rPr>
-        <w:t>，簾幕</w:t>
-      </w:r>
-      <w:proofErr w:type="gramStart"/>
+        <w:t>雨橫風狂三月暮，門掩黃昏，無計留春住。</w:t>
+      </w:r>
+    </w:p>
+    <w:p>
+      <w:pPr>
+        <w:spacing w:after="0" w:line="480" w:lineRule="exact"/>
+        <w:ind w:left="0" w:right="0" w:firstLine="0"/>
+        <w:rPr>
+          <w:color w:val="0F0F0F"/>
+          <w:sz w:val="32"/>
+          <w:szCs w:val="32"/>
+        </w:rPr>
+      </w:pPr>
       <w:r>
         <w:rPr>
           <w:rFonts w:hint="eastAsia"/>
@@ -116,199 +146,7 @@
           <w:sz w:val="32"/>
           <w:szCs w:val="32"/>
         </w:rPr>
-        <w:t>無重數</w:t>
-      </w:r>
-      <w:proofErr w:type="gramEnd"/>
-      <w:r>
-        <w:rPr>
-          <w:rFonts w:hint="eastAsia"/>
-          <w:color w:val="0F0F0F"/>
-          <w:sz w:val="32"/>
-          <w:szCs w:val="32"/>
-        </w:rPr>
-        <w:t>。</w:t>
-      </w:r>
-    </w:p>
-    <w:p>
-      <w:pPr>
-        <w:spacing w:after="0" w:line="480" w:lineRule="exact"/>
-        <w:ind w:left="0" w:right="0" w:firstLine="0"/>
-        <w:rPr>
-          <w:color w:val="0F0F0F"/>
-          <w:sz w:val="32"/>
-          <w:szCs w:val="32"/>
-        </w:rPr>
-      </w:pPr>
-      <w:proofErr w:type="gramStart"/>
-      <w:r>
-        <w:rPr>
-          <w:rFonts w:hint="eastAsia"/>
-          <w:color w:val="0F0F0F"/>
-          <w:sz w:val="32"/>
-          <w:szCs w:val="32"/>
-        </w:rPr>
-        <w:t>玉勒雕鞍遊冶處</w:t>
-      </w:r>
-      <w:proofErr w:type="gramEnd"/>
-      <w:r>
-        <w:rPr>
-          <w:rFonts w:hint="eastAsia"/>
-          <w:color w:val="0F0F0F"/>
-          <w:sz w:val="32"/>
-          <w:szCs w:val="32"/>
-        </w:rPr>
-        <w:t>，樓高</w:t>
-      </w:r>
-      <w:proofErr w:type="gramStart"/>
-      <w:r>
-        <w:rPr>
-          <w:rFonts w:hint="eastAsia"/>
-          <w:color w:val="0F0F0F"/>
-          <w:sz w:val="32"/>
-          <w:szCs w:val="32"/>
-        </w:rPr>
-        <w:t>不見章台路</w:t>
-      </w:r>
-      <w:proofErr w:type="gramEnd"/>
-      <w:r>
-        <w:rPr>
-          <w:rFonts w:hint="eastAsia"/>
-          <w:color w:val="0F0F0F"/>
-          <w:sz w:val="32"/>
-          <w:szCs w:val="32"/>
-        </w:rPr>
-        <w:t>。</w:t>
-      </w:r>
-    </w:p>
-    <w:p>
-      <w:pPr>
-        <w:spacing w:after="0" w:line="480" w:lineRule="exact"/>
-        <w:ind w:left="0" w:right="0" w:firstLine="0"/>
-        <w:rPr>
-          <w:color w:val="0F0F0F"/>
-          <w:sz w:val="32"/>
-          <w:szCs w:val="32"/>
-        </w:rPr>
-      </w:pPr>
-      <w:proofErr w:type="gramStart"/>
-      <w:r>
-        <w:rPr>
-          <w:rFonts w:hint="eastAsia"/>
-          <w:color w:val="0F0F0F"/>
-          <w:sz w:val="32"/>
-          <w:szCs w:val="32"/>
-        </w:rPr>
-        <w:t>雨橫風</w:t>
-      </w:r>
-      <w:proofErr w:type="gramEnd"/>
-      <w:r>
-        <w:rPr>
-          <w:rFonts w:hint="eastAsia"/>
-          <w:color w:val="0F0F0F"/>
-          <w:sz w:val="32"/>
-          <w:szCs w:val="32"/>
-        </w:rPr>
-        <w:t>狂三月</w:t>
-      </w:r>
-      <w:proofErr w:type="gramStart"/>
-      <w:r>
-        <w:rPr>
-          <w:rFonts w:hint="eastAsia"/>
-          <w:color w:val="0F0F0F"/>
-          <w:sz w:val="32"/>
-          <w:szCs w:val="32"/>
-        </w:rPr>
-        <w:t>暮</w:t>
-      </w:r>
-      <w:proofErr w:type="gramEnd"/>
-      <w:r>
-        <w:rPr>
-          <w:rFonts w:hint="eastAsia"/>
-          <w:color w:val="0F0F0F"/>
-          <w:sz w:val="32"/>
-          <w:szCs w:val="32"/>
-        </w:rPr>
-        <w:t>，</w:t>
-      </w:r>
-      <w:proofErr w:type="gramStart"/>
-      <w:r>
-        <w:rPr>
-          <w:rFonts w:hint="eastAsia"/>
-          <w:color w:val="0F0F0F"/>
-          <w:sz w:val="32"/>
-          <w:szCs w:val="32"/>
-        </w:rPr>
-        <w:t>門掩黃昏</w:t>
-      </w:r>
-      <w:proofErr w:type="gramEnd"/>
-      <w:r>
-        <w:rPr>
-          <w:rFonts w:hint="eastAsia"/>
-          <w:color w:val="0F0F0F"/>
-          <w:sz w:val="32"/>
-          <w:szCs w:val="32"/>
-        </w:rPr>
-        <w:t>，無</w:t>
-      </w:r>
-      <w:proofErr w:type="gramStart"/>
-      <w:r>
-        <w:rPr>
-          <w:rFonts w:hint="eastAsia"/>
-          <w:color w:val="0F0F0F"/>
-          <w:sz w:val="32"/>
-          <w:szCs w:val="32"/>
-        </w:rPr>
-        <w:t>計留春住</w:t>
-      </w:r>
-      <w:proofErr w:type="gramEnd"/>
-      <w:r>
-        <w:rPr>
-          <w:rFonts w:hint="eastAsia"/>
-          <w:color w:val="0F0F0F"/>
-          <w:sz w:val="32"/>
-          <w:szCs w:val="32"/>
-        </w:rPr>
-        <w:t>。</w:t>
-      </w:r>
-    </w:p>
-    <w:p>
-      <w:pPr>
-        <w:spacing w:after="0" w:line="480" w:lineRule="exact"/>
-        <w:ind w:left="0" w:right="0" w:firstLine="0"/>
-        <w:rPr>
-          <w:color w:val="0F0F0F"/>
-          <w:sz w:val="32"/>
-          <w:szCs w:val="32"/>
-        </w:rPr>
-      </w:pPr>
-      <w:r>
-        <w:rPr>
-          <w:rFonts w:hint="eastAsia"/>
-          <w:color w:val="0F0F0F"/>
-          <w:sz w:val="32"/>
-          <w:szCs w:val="32"/>
-        </w:rPr>
-        <w:t>淚眼問花</w:t>
-      </w:r>
-      <w:proofErr w:type="gramStart"/>
-      <w:r>
-        <w:rPr>
-          <w:rFonts w:hint="eastAsia"/>
-          <w:color w:val="0F0F0F"/>
-          <w:sz w:val="32"/>
-          <w:szCs w:val="32"/>
-        </w:rPr>
-        <w:t>花</w:t>
-      </w:r>
-      <w:proofErr w:type="gramEnd"/>
-      <w:r>
-        <w:rPr>
-          <w:rFonts w:hint="eastAsia"/>
-          <w:color w:val="0F0F0F"/>
-          <w:sz w:val="32"/>
-          <w:szCs w:val="32"/>
-        </w:rPr>
-        <w:t>不語，亂紅飛過鞦韆去。</w:t>
+        <w:t>淚眼問花花不語，亂紅飛過鞦韆去。</w:t>
       </w:r>
     </w:p>
     <w:p>
@@ -340,61 +178,115 @@
           <w:spacing w:val="-4"/>
           <w:szCs w:val="28"/>
         </w:rPr>
-        <w:t>庭院深深，不知有多深？楊柳依依，飛揚起片片煙霧，</w:t>
-      </w:r>
-      <w:proofErr w:type="gramStart"/>
+        <w:t>重重疊疊的庭院，到底有多深呢？</w:t>
+      </w:r>
+    </w:p>
+    <w:p>
+      <w:pPr>
+        <w:spacing w:after="0" w:line="480" w:lineRule="exact"/>
+        <w:ind w:left="0" w:right="0" w:firstLine="0"/>
+        <w:rPr>
+          <w:spacing w:val="-4"/>
+          <w:szCs w:val="28"/>
+        </w:rPr>
+      </w:pPr>
       <w:r>
         <w:rPr>
           <w:rFonts w:hint="eastAsia"/>
           <w:spacing w:val="-4"/>
           <w:szCs w:val="28"/>
         </w:rPr>
-        <w:t>一</w:t>
-      </w:r>
-      <w:proofErr w:type="gramEnd"/>
+        <w:t>四周像是堆滿了濃密的柳絮煙霧，門窗上的簾幕更是一層又一層，深幽不見盡頭。</w:t>
+      </w:r>
+    </w:p>
+    <w:p>
+      <w:pPr>
+        <w:spacing w:after="0" w:line="480" w:lineRule="exact"/>
+        <w:ind w:left="0" w:right="0" w:firstLine="0"/>
+        <w:rPr>
+          <w:spacing w:val="-4"/>
+          <w:szCs w:val="28"/>
+        </w:rPr>
+      </w:pPr>
       <w:r>
         <w:rPr>
           <w:rFonts w:hint="eastAsia"/>
           <w:spacing w:val="-4"/>
           <w:szCs w:val="28"/>
         </w:rPr>
-        <w:t>重重簾幕不知有</w:t>
-      </w:r>
-      <w:proofErr w:type="gramStart"/>
+        <w:t>他那鑲著美玉的馬勒與雕刻華麗的馬鞍，正停在尋歡作樂的遊冶場所；</w:t>
+      </w:r>
+    </w:p>
+    <w:p>
+      <w:pPr>
+        <w:spacing w:after="0" w:line="480" w:lineRule="exact"/>
+        <w:ind w:left="0" w:right="0" w:firstLine="0"/>
+        <w:rPr>
+          <w:spacing w:val="-4"/>
+          <w:szCs w:val="28"/>
+        </w:rPr>
+      </w:pPr>
       <w:r>
         <w:rPr>
           <w:rFonts w:hint="eastAsia"/>
           <w:spacing w:val="-4"/>
           <w:szCs w:val="28"/>
         </w:rPr>
-        <w:t>多少層</w:t>
-      </w:r>
-      <w:proofErr w:type="gramEnd"/>
+        <w:t>登樓遠望，卻怎麼也看不到他歸來的章台大道。</w:t>
+      </w:r>
+    </w:p>
+    <w:p>
+      <w:pPr>
+        <w:spacing w:after="0" w:line="480" w:lineRule="exact"/>
+        <w:ind w:left="0" w:right="0" w:firstLine="0"/>
+        <w:rPr>
+          <w:spacing w:val="-4"/>
+          <w:szCs w:val="28"/>
+        </w:rPr>
+      </w:pPr>
       <w:r>
         <w:rPr>
           <w:rFonts w:hint="eastAsia"/>
           <w:spacing w:val="-4"/>
           <w:szCs w:val="28"/>
         </w:rPr>
-        <w:t>。豪華的車馬停在貴族公子尋歡作樂的地方，她登樓向遠處望去，卻看不見那</w:t>
-      </w:r>
-      <w:proofErr w:type="gramStart"/>
+        <w:t>三月末的暮春時節，風狂雨猛地肆虐；</w:t>
+      </w:r>
+    </w:p>
+    <w:p>
+      <w:pPr>
+        <w:spacing w:after="0" w:line="480" w:lineRule="exact"/>
+        <w:ind w:left="0" w:right="0" w:firstLine="0"/>
+        <w:rPr>
+          <w:spacing w:val="-4"/>
+          <w:szCs w:val="28"/>
+        </w:rPr>
+      </w:pPr>
       <w:r>
         <w:rPr>
           <w:rFonts w:hint="eastAsia"/>
           <w:spacing w:val="-4"/>
           <w:szCs w:val="28"/>
         </w:rPr>
-        <w:t>通向章台的</w:t>
-      </w:r>
-      <w:proofErr w:type="gramEnd"/>
+        <w:t>黃昏時分，柴門緊掩，面對轉瞬即逝的春光，實在想不出任何辦法把它留住。</w:t>
+      </w:r>
+    </w:p>
+    <w:p>
+      <w:pPr>
+        <w:spacing w:after="0" w:line="480" w:lineRule="exact"/>
+        <w:ind w:left="0" w:right="0" w:firstLine="0"/>
+        <w:rPr>
+          <w:spacing w:val="-4"/>
+          <w:szCs w:val="28"/>
+        </w:rPr>
+      </w:pPr>
       <w:r>
         <w:rPr>
           <w:rFonts w:hint="eastAsia"/>
           <w:spacing w:val="-4"/>
           <w:szCs w:val="28"/>
         </w:rPr>
-        <w:t>大路。</w:t>
+        <w:t>淚眼汪汪地向花兒詢問，花兒卻默默無語；</w:t>
       </w:r>
     </w:p>
     <w:p>
@@ -412,61 +304,22 @@
           <w:spacing w:val="-4"/>
           <w:szCs w:val="28"/>
         </w:rPr>
-        <w:t>春已至</w:t>
-      </w:r>
-      <w:proofErr w:type="gramStart"/>
+        <w:t>唯見紛亂的落紅，夾雜著悲傷，飛過空蕩蕩的鞦韆</w:t>
+      </w:r>
+      <w:r>
+        <w:rPr>
+          <w:rFonts w:hint="eastAsia"/>
+          <w:szCs w:val="28"/>
+        </w:rPr>
+        <w:t>(秋千)</w:t>
+      </w:r>
       <w:r>
         <w:rPr>
           <w:rFonts w:hint="eastAsia"/>
           <w:spacing w:val="-4"/>
           <w:szCs w:val="28"/>
         </w:rPr>
-        <w:t>暮</w:t>
-      </w:r>
-      <w:proofErr w:type="gramEnd"/>
-      <w:r>
-        <w:rPr>
-          <w:rFonts w:hint="eastAsia"/>
-          <w:spacing w:val="-4"/>
-          <w:szCs w:val="28"/>
-        </w:rPr>
-        <w:t>，三月的雨伴隨著狂風大作，再是重門將黃昏</w:t>
-      </w:r>
-      <w:proofErr w:type="gramStart"/>
-      <w:r>
-        <w:rPr>
-          <w:rFonts w:hint="eastAsia"/>
-          <w:spacing w:val="-4"/>
-          <w:szCs w:val="28"/>
-        </w:rPr>
-        <w:t>景色掩閉</w:t>
-      </w:r>
-      <w:proofErr w:type="gramEnd"/>
-      <w:r>
-        <w:rPr>
-          <w:rFonts w:hint="eastAsia"/>
-          <w:spacing w:val="-4"/>
-          <w:szCs w:val="28"/>
-        </w:rPr>
-        <w:t>，也無法留住春意。淚眼汪汪問落花可知道我的心意，落花默默不語，紛亂的，零零落落一點</w:t>
-      </w:r>
-      <w:proofErr w:type="gramStart"/>
-      <w:r>
-        <w:rPr>
-          <w:rFonts w:hint="eastAsia"/>
-          <w:spacing w:val="-4"/>
-          <w:szCs w:val="28"/>
-        </w:rPr>
-        <w:t>一點</w:t>
-      </w:r>
-      <w:proofErr w:type="gramEnd"/>
-      <w:r>
-        <w:rPr>
-          <w:rFonts w:hint="eastAsia"/>
-          <w:spacing w:val="-4"/>
-          <w:szCs w:val="28"/>
-        </w:rPr>
-        <w:t>飛到鞦韆外。</w:t>
+        <w:t>而去。</w:t>
       </w:r>
     </w:p>
     <w:p>
@@ -494,8 +347,8 @@
           <w:ilvl w:val="0"/>
           <w:numId w:val="18"/>
         </w:numPr>
-        <w:spacing w:after="0" w:line="440" w:lineRule="exact"/>
-        <w:ind w:leftChars="0" w:left="482" w:right="0" w:hanging="482"/>
+        <w:spacing w:after="0" w:line="480" w:lineRule="exact"/>
+        <w:ind w:leftChars="0" w:left="284" w:right="0" w:hanging="284"/>
         <w:rPr>
           <w:color w:val="0F0F0F"/>
           <w:szCs w:val="28"/>
@@ -507,7 +360,14 @@
           <w:color w:val="0F0F0F"/>
           <w:szCs w:val="28"/>
         </w:rPr>
-        <w:t>幾許：多少。許，估計數量之詞。</w:t>
+        <w:t>幾許：</w:t>
+      </w:r>
+      <w:r>
+        <w:rPr>
+          <w:color w:val="0F0F0F"/>
+          <w:szCs w:val="28"/>
+        </w:rPr>
+        <w:t>多少、有多深。在此用來形容庭院的深廣程度。</w:t>
       </w:r>
     </w:p>
     <w:p>
@@ -517,70 +377,27 @@
           <w:ilvl w:val="0"/>
           <w:numId w:val="18"/>
         </w:numPr>
-        <w:spacing w:after="0" w:line="440" w:lineRule="exact"/>
-        <w:ind w:leftChars="0" w:left="482" w:right="0" w:hanging="482"/>
+        <w:spacing w:after="0" w:line="480" w:lineRule="exact"/>
+        <w:ind w:leftChars="0" w:left="284" w:right="0" w:hanging="284"/>
         <w:rPr>
           <w:color w:val="0F0F0F"/>
           <w:szCs w:val="28"/>
         </w:rPr>
       </w:pPr>
-      <w:proofErr w:type="gramStart"/>
       <w:r>
         <w:rPr>
           <w:rFonts w:hint="eastAsia"/>
           <w:color w:val="0F0F0F"/>
           <w:szCs w:val="28"/>
         </w:rPr>
-        <w:t>堆煙</w:t>
-      </w:r>
-      <w:proofErr w:type="gramEnd"/>
-      <w:r>
-        <w:rPr>
-          <w:rFonts w:hint="eastAsia"/>
+        <w:t>堆煙：</w:t>
+      </w:r>
+      <w:r>
+        <w:rPr>
           <w:color w:val="0F0F0F"/>
           <w:szCs w:val="28"/>
         </w:rPr>
-        <w:t>：形容楊柳濃密</w:t>
-      </w:r>
-      <w:r>
-        <w:rPr>
-          <w:rFonts w:hint="eastAsia"/>
-          <w:color w:val="0F0F0F"/>
-          <w:szCs w:val="28"/>
-        </w:rPr>
-        <w:t>，</w:t>
-      </w:r>
-      <w:r>
-        <w:rPr>
-          <w:rFonts w:hint="eastAsia"/>
-          <w:color w:val="0F0F0F"/>
-          <w:szCs w:val="28"/>
-        </w:rPr>
-        <w:t>描寫的是早晨楊柳籠上層層霧氣的景象</w:t>
-      </w:r>
-      <w:r>
-        <w:rPr>
-          <w:rFonts w:hint="eastAsia"/>
-          <w:color w:val="0F0F0F"/>
-          <w:szCs w:val="28"/>
-        </w:rPr>
-        <w:t>。</w:t>
-      </w:r>
-      <w:r>
-        <w:rPr>
-          <w:rFonts w:hint="eastAsia"/>
-          <w:color w:val="0F0F0F"/>
-          <w:szCs w:val="28"/>
-        </w:rPr>
-        <w:t>堆：</w:t>
-      </w:r>
-      <w:r>
-        <w:rPr>
-          <w:rFonts w:hint="eastAsia"/>
-          <w:color w:val="0F0F0F"/>
-          <w:szCs w:val="28"/>
-        </w:rPr>
-        <w:t>累積、聚集。</w:t>
+        <w:t>形容柳色濃密、枝葉繁茂，遠望如煙霧繚繞般迷濛。</w:t>
       </w:r>
     </w:p>
     <w:p>
@@ -590,96 +407,27 @@
           <w:ilvl w:val="0"/>
           <w:numId w:val="18"/>
         </w:numPr>
-        <w:spacing w:after="0" w:line="440" w:lineRule="exact"/>
-        <w:ind w:leftChars="0" w:left="482" w:right="0" w:hanging="482"/>
+        <w:spacing w:after="0" w:line="480" w:lineRule="exact"/>
+        <w:ind w:leftChars="0" w:left="284" w:right="0" w:hanging="284"/>
         <w:rPr>
           <w:color w:val="0F0F0F"/>
           <w:szCs w:val="28"/>
         </w:rPr>
       </w:pPr>
-      <w:proofErr w:type="gramStart"/>
       <w:r>
         <w:rPr>
           <w:rFonts w:hint="eastAsia"/>
           <w:color w:val="0F0F0F"/>
           <w:szCs w:val="28"/>
         </w:rPr>
-        <w:t>玉勒</w:t>
-      </w:r>
-      <w:proofErr w:type="gramEnd"/>
-      <w:r>
-        <w:rPr>
-          <w:rFonts w:hint="eastAsia"/>
+        <w:t>玉勒：</w:t>
+      </w:r>
+      <w:r>
+        <w:rPr>
           <w:color w:val="0F0F0F"/>
           <w:szCs w:val="28"/>
         </w:rPr>
-        <w:t>：玉</w:t>
-      </w:r>
-      <w:r>
-        <w:rPr>
-          <w:rFonts w:hint="eastAsia"/>
-          <w:color w:val="0F0F0F"/>
-          <w:szCs w:val="28"/>
-        </w:rPr>
-        <w:t>製</w:t>
-      </w:r>
-      <w:r>
-        <w:rPr>
-          <w:rFonts w:hint="eastAsia"/>
-          <w:color w:val="0F0F0F"/>
-          <w:szCs w:val="28"/>
-        </w:rPr>
-        <w:t>的馬銜</w:t>
-      </w:r>
-      <w:r>
-        <w:rPr>
-          <w:rFonts w:hint="eastAsia"/>
-          <w:color w:val="0F0F0F"/>
-          <w:szCs w:val="28"/>
-        </w:rPr>
-        <w:t>(</w:t>
-      </w:r>
-      <w:r>
-        <w:rPr>
-          <w:rFonts w:hint="eastAsia"/>
-          <w:color w:val="0F0F0F"/>
-          <w:szCs w:val="28"/>
-        </w:rPr>
-        <w:t>套</w:t>
-      </w:r>
-      <w:proofErr w:type="gramStart"/>
-      <w:r>
-        <w:rPr>
-          <w:rFonts w:hint="eastAsia"/>
-          <w:color w:val="0F0F0F"/>
-          <w:szCs w:val="28"/>
-        </w:rPr>
-        <w:t>在馬嘴上</w:t>
-      </w:r>
-      <w:proofErr w:type="gramEnd"/>
-      <w:r>
-        <w:rPr>
-          <w:rFonts w:hint="eastAsia"/>
-          <w:color w:val="0F0F0F"/>
-          <w:szCs w:val="28"/>
-        </w:rPr>
-        <w:t>用以控制方向的鐵製器具</w:t>
-      </w:r>
-      <w:r>
-        <w:rPr>
-          <w:rFonts w:hint="eastAsia"/>
-          <w:color w:val="0F0F0F"/>
-          <w:szCs w:val="28"/>
-        </w:rPr>
-        <w:t>)</w:t>
-      </w:r>
-      <w:r>
-        <w:rPr>
-          <w:rFonts w:hint="eastAsia"/>
-          <w:color w:val="0F0F0F"/>
-          <w:szCs w:val="28"/>
-        </w:rPr>
-        <w:t>。</w:t>
+        <w:t>鑲有美玉的馬絡頭（套在馬頭上的籠頭）。</w:t>
       </w:r>
     </w:p>
     <w:p>
@@ -689,30 +437,27 @@
           <w:ilvl w:val="0"/>
           <w:numId w:val="18"/>
         </w:numPr>
-        <w:spacing w:after="0" w:line="440" w:lineRule="exact"/>
-        <w:ind w:leftChars="0" w:left="482" w:right="0" w:hanging="482"/>
+        <w:spacing w:after="0" w:line="480" w:lineRule="exact"/>
+        <w:ind w:leftChars="0" w:left="284" w:right="0" w:hanging="284"/>
         <w:rPr>
           <w:color w:val="0F0F0F"/>
           <w:szCs w:val="28"/>
         </w:rPr>
       </w:pPr>
-      <w:proofErr w:type="gramStart"/>
       <w:r>
         <w:rPr>
           <w:rFonts w:hint="eastAsia"/>
           <w:color w:val="0F0F0F"/>
           <w:szCs w:val="28"/>
         </w:rPr>
-        <w:t>雕鞍</w:t>
-      </w:r>
-      <w:proofErr w:type="gramEnd"/>
-      <w:r>
-        <w:rPr>
-          <w:rFonts w:hint="eastAsia"/>
+        <w:t>雕鞍：</w:t>
+      </w:r>
+      <w:r>
+        <w:rPr>
           <w:color w:val="0F0F0F"/>
           <w:szCs w:val="28"/>
         </w:rPr>
-        <w:t>：精雕的馬鞍。</w:t>
+        <w:t>雕刻華麗的馬鞍。借指男子乘坐的豪華鞍馬。</w:t>
       </w:r>
     </w:p>
     <w:p>
@@ -722,71 +467,27 @@
           <w:ilvl w:val="0"/>
           <w:numId w:val="18"/>
         </w:numPr>
-        <w:spacing w:after="0" w:line="440" w:lineRule="exact"/>
-        <w:ind w:leftChars="0" w:left="482" w:right="0" w:hanging="482"/>
+        <w:spacing w:after="0" w:line="480" w:lineRule="exact"/>
+        <w:ind w:leftChars="0" w:left="284" w:right="0" w:hanging="284"/>
         <w:rPr>
           <w:color w:val="0F0F0F"/>
           <w:szCs w:val="28"/>
         </w:rPr>
       </w:pPr>
-      <w:proofErr w:type="gramStart"/>
       <w:r>
         <w:rPr>
           <w:rFonts w:hint="eastAsia"/>
           <w:color w:val="0F0F0F"/>
           <w:szCs w:val="28"/>
         </w:rPr>
-        <w:t>遊冶處</w:t>
-      </w:r>
-      <w:proofErr w:type="gramEnd"/>
-      <w:r>
-        <w:rPr>
-          <w:rFonts w:hint="eastAsia"/>
+        <w:t>遊冶處：</w:t>
+      </w:r>
+      <w:r>
+        <w:rPr>
           <w:color w:val="0F0F0F"/>
           <w:szCs w:val="28"/>
         </w:rPr>
-        <w:t>：</w:t>
-      </w:r>
-      <w:proofErr w:type="gramStart"/>
-      <w:r>
-        <w:rPr>
-          <w:rFonts w:hint="eastAsia"/>
-          <w:color w:val="0F0F0F"/>
-          <w:szCs w:val="28"/>
-        </w:rPr>
-        <w:t>指歌樓</w:t>
-      </w:r>
-      <w:proofErr w:type="gramEnd"/>
-      <w:r>
-        <w:rPr>
-          <w:rFonts w:hint="eastAsia"/>
-          <w:color w:val="0F0F0F"/>
-          <w:szCs w:val="28"/>
-        </w:rPr>
-        <w:t>妓院。</w:t>
-      </w:r>
-      <w:r>
-        <w:rPr>
-          <w:color w:val="0F0F0F"/>
-          <w:szCs w:val="28"/>
-        </w:rPr>
-        <w:t>遊冶</w:t>
-      </w:r>
-      <w:r>
-        <w:rPr>
-          <w:rFonts w:hint="eastAsia"/>
-          <w:color w:val="0F0F0F"/>
-          <w:szCs w:val="28"/>
-        </w:rPr>
-        <w:t>：</w:t>
-      </w:r>
-      <w:r>
-        <w:rPr>
-          <w:rFonts w:hint="eastAsia"/>
-          <w:color w:val="0F0F0F"/>
-          <w:szCs w:val="28"/>
-        </w:rPr>
-        <w:t>以聲色為娛。</w:t>
+        <w:t>尋歡作樂、遊覽踏青的場所（多指歌樓酒館或繁華的娛樂之地）。</w:t>
       </w:r>
     </w:p>
     <w:p>
@@ -796,105 +497,57 @@
           <w:ilvl w:val="0"/>
           <w:numId w:val="18"/>
         </w:numPr>
-        <w:spacing w:after="0" w:line="440" w:lineRule="exact"/>
-        <w:ind w:leftChars="0" w:left="482" w:right="0" w:hanging="482"/>
+        <w:spacing w:after="0" w:line="480" w:lineRule="exact"/>
+        <w:ind w:leftChars="0" w:left="284" w:right="0" w:hanging="284"/>
         <w:rPr>
           <w:color w:val="0F0F0F"/>
           <w:szCs w:val="28"/>
         </w:rPr>
       </w:pPr>
-      <w:proofErr w:type="gramStart"/>
       <w:r>
         <w:rPr>
           <w:rFonts w:hint="eastAsia"/>
           <w:color w:val="0F0F0F"/>
           <w:szCs w:val="28"/>
         </w:rPr>
-        <w:t>章台</w:t>
-      </w:r>
-      <w:proofErr w:type="gramEnd"/>
-      <w:r>
-        <w:rPr>
-          <w:rFonts w:hint="eastAsia"/>
+        <w:t>章台：</w:t>
+      </w:r>
+      <w:r>
+        <w:rPr>
           <w:color w:val="0F0F0F"/>
           <w:szCs w:val="28"/>
         </w:rPr>
-        <w:t>：</w:t>
-      </w:r>
-      <w:r>
-        <w:rPr>
-          <w:rFonts w:hint="eastAsia"/>
+        <w:t>古代</w:t>
+      </w:r>
+      <w:r>
+        <w:rPr>
           <w:color w:val="0F0F0F"/>
           <w:szCs w:val="28"/>
           <w:u w:val="single"/>
         </w:rPr>
-        <w:t>漢</w:t>
-      </w:r>
-      <w:r>
-        <w:rPr>
-          <w:rFonts w:hint="eastAsia"/>
+        <w:t>長安</w:t>
+      </w:r>
+      <w:r>
+        <w:rPr>
           <w:color w:val="0F0F0F"/>
           <w:szCs w:val="28"/>
         </w:rPr>
-        <w:t>代</w:t>
-      </w:r>
-      <w:r>
-        <w:rPr>
-          <w:rFonts w:hint="eastAsia"/>
+        <w:t>的街名，</w:t>
+      </w:r>
+      <w:r>
+        <w:rPr>
           <w:color w:val="0F0F0F"/>
           <w:szCs w:val="28"/>
           <w:u w:val="single"/>
         </w:rPr>
-        <w:t>長安</w:t>
-      </w:r>
-      <w:r>
-        <w:rPr>
-          <w:rFonts w:hint="eastAsia"/>
+        <w:t>漢代</w:t>
+      </w:r>
+      <w:r>
+        <w:rPr>
           <w:color w:val="0F0F0F"/>
           <w:szCs w:val="28"/>
         </w:rPr>
-        <w:t>內的一條街</w:t>
-      </w:r>
-      <w:r>
-        <w:rPr>
-          <w:rFonts w:hint="eastAsia"/>
-          <w:color w:val="0F0F0F"/>
-          <w:szCs w:val="28"/>
-        </w:rPr>
-        <w:t>，</w:t>
-      </w:r>
-      <w:r>
-        <w:rPr>
-          <w:rFonts w:hint="eastAsia"/>
-          <w:color w:val="0F0F0F"/>
-          <w:szCs w:val="28"/>
-        </w:rPr>
-        <w:t>歌</w:t>
-      </w:r>
-      <w:proofErr w:type="gramStart"/>
-      <w:r>
-        <w:rPr>
-          <w:rFonts w:hint="eastAsia"/>
-          <w:color w:val="0F0F0F"/>
-          <w:szCs w:val="28"/>
-        </w:rPr>
-        <w:t>妓</w:t>
-      </w:r>
-      <w:proofErr w:type="gramEnd"/>
-      <w:r>
-        <w:rPr>
-          <w:rFonts w:hint="eastAsia"/>
-          <w:color w:val="0F0F0F"/>
-          <w:szCs w:val="28"/>
-        </w:rPr>
-        <w:t>聚居之地</w:t>
-      </w:r>
-      <w:r>
-        <w:rPr>
-          <w:color w:val="0F0F0F"/>
-          <w:szCs w:val="28"/>
-        </w:rPr>
-        <w:t>。</w:t>
+        <w:t>經常用來借指歌妓聚居的繁華風塵之所。</w:t>
       </w:r>
     </w:p>
     <w:p>
@@ -904,11 +557,11 @@
           <w:ilvl w:val="0"/>
           <w:numId w:val="18"/>
         </w:numPr>
-        <w:spacing w:after="0" w:line="440" w:lineRule="exact"/>
-        <w:ind w:leftChars="0" w:left="482" w:right="0" w:hanging="482"/>
-        <w:rPr>
-          <w:sz w:val="32"/>
-          <w:szCs w:val="32"/>
+        <w:spacing w:after="0" w:line="480" w:lineRule="exact"/>
+        <w:ind w:leftChars="0" w:left="284" w:right="0" w:hanging="284"/>
+        <w:rPr>
+          <w:color w:val="0F0F0F"/>
+          <w:szCs w:val="28"/>
         </w:rPr>
       </w:pPr>
       <w:r>
@@ -917,7 +570,14 @@
           <w:color w:val="0F0F0F"/>
           <w:szCs w:val="28"/>
         </w:rPr>
-        <w:t>亂紅：凌亂的落花。</w:t>
+        <w:t>亂紅：</w:t>
+      </w:r>
+      <w:r>
+        <w:rPr>
+          <w:color w:val="0F0F0F"/>
+          <w:szCs w:val="28"/>
+        </w:rPr>
+        <w:t>紛飛零落的紅色花瓣（指落花）。</w:t>
       </w:r>
     </w:p>
     <w:p>
@@ -941,8 +601,9 @@
     </w:p>
     <w:p>
       <w:pPr>
-        <w:spacing w:after="0" w:line="440" w:lineRule="exact"/>
+        <w:spacing w:after="0" w:line="480" w:lineRule="exact"/>
         <w:ind w:left="0" w:right="0" w:firstLine="0"/>
+        <w:jc w:val="both"/>
         <w:rPr>
           <w:szCs w:val="28"/>
         </w:rPr>
@@ -959,1408 +620,310 @@
           <w:rFonts w:hint="eastAsia"/>
           <w:szCs w:val="28"/>
         </w:rPr>
-        <w:t>上片開頭三句寫</w:t>
-      </w:r>
-      <w:r>
-        <w:rPr>
-          <w:rFonts w:hint="eastAsia"/>
-          <w:szCs w:val="28"/>
-        </w:rPr>
-        <w:t>「</w:t>
-      </w:r>
-      <w:r>
-        <w:rPr>
-          <w:rFonts w:hint="eastAsia"/>
-          <w:szCs w:val="28"/>
-        </w:rPr>
-        <w:t>庭院深深</w:t>
-      </w:r>
-      <w:r>
-        <w:rPr>
-          <w:rFonts w:hint="eastAsia"/>
-          <w:szCs w:val="28"/>
-        </w:rPr>
-        <w:t>」</w:t>
-      </w:r>
-      <w:r>
-        <w:rPr>
-          <w:rFonts w:hint="eastAsia"/>
-          <w:szCs w:val="28"/>
-        </w:rPr>
-        <w:t>的境況，</w:t>
-      </w:r>
-      <w:r>
-        <w:rPr>
-          <w:rFonts w:hint="eastAsia"/>
-          <w:szCs w:val="28"/>
-        </w:rPr>
-        <w:t>「</w:t>
-      </w:r>
-      <w:r>
-        <w:rPr>
-          <w:rFonts w:hint="eastAsia"/>
-          <w:szCs w:val="28"/>
-        </w:rPr>
-        <w:t>深幾許</w:t>
-      </w:r>
-      <w:r>
-        <w:rPr>
-          <w:rFonts w:hint="eastAsia"/>
-          <w:szCs w:val="28"/>
-        </w:rPr>
-        <w:t>」</w:t>
-      </w:r>
-      <w:r>
-        <w:rPr>
-          <w:rFonts w:hint="eastAsia"/>
-          <w:szCs w:val="28"/>
-        </w:rPr>
-        <w:t>於提問中含有</w:t>
-      </w:r>
-      <w:proofErr w:type="gramStart"/>
-      <w:r>
-        <w:rPr>
-          <w:rFonts w:hint="eastAsia"/>
-          <w:b/>
-          <w:bCs/>
-          <w:szCs w:val="28"/>
-        </w:rPr>
-        <w:t>怨艾</w:t>
-      </w:r>
-      <w:r>
-        <w:rPr>
-          <w:rFonts w:hint="eastAsia"/>
-          <w:szCs w:val="28"/>
-        </w:rPr>
-        <w:t>之</w:t>
-      </w:r>
-      <w:proofErr w:type="gramEnd"/>
-      <w:r>
-        <w:rPr>
-          <w:rFonts w:hint="eastAsia"/>
-          <w:szCs w:val="28"/>
-        </w:rPr>
-        <w:t>情，</w:t>
-      </w:r>
-      <w:r>
-        <w:rPr>
-          <w:rFonts w:hint="eastAsia"/>
-          <w:szCs w:val="28"/>
-        </w:rPr>
-        <w:t>「</w:t>
-      </w:r>
-      <w:proofErr w:type="gramStart"/>
-      <w:r>
-        <w:rPr>
-          <w:rFonts w:hint="eastAsia"/>
-          <w:szCs w:val="28"/>
-        </w:rPr>
-        <w:t>堆煙</w:t>
-      </w:r>
-      <w:r>
-        <w:rPr>
-          <w:rFonts w:hint="eastAsia"/>
-          <w:szCs w:val="28"/>
-        </w:rPr>
-        <w:t>」</w:t>
-      </w:r>
-      <w:r>
-        <w:rPr>
-          <w:rFonts w:hint="eastAsia"/>
-          <w:szCs w:val="28"/>
-        </w:rPr>
-        <w:t>狀院</w:t>
-      </w:r>
-      <w:proofErr w:type="gramEnd"/>
-      <w:r>
-        <w:rPr>
-          <w:rFonts w:hint="eastAsia"/>
-          <w:szCs w:val="28"/>
-        </w:rPr>
-        <w:t>中之靜，</w:t>
-      </w:r>
-      <w:proofErr w:type="gramStart"/>
-      <w:r>
-        <w:rPr>
-          <w:rFonts w:hint="eastAsia"/>
-          <w:szCs w:val="28"/>
-        </w:rPr>
-        <w:t>襯人之</w:t>
-      </w:r>
-      <w:proofErr w:type="gramEnd"/>
-      <w:r>
-        <w:rPr>
-          <w:rFonts w:hint="eastAsia"/>
-          <w:szCs w:val="28"/>
-        </w:rPr>
-        <w:t>孤獨寡歡，</w:t>
-      </w:r>
-      <w:r>
-        <w:rPr>
-          <w:rFonts w:hint="eastAsia"/>
-          <w:szCs w:val="28"/>
-        </w:rPr>
-        <w:t>「</w:t>
-      </w:r>
-      <w:r>
-        <w:rPr>
-          <w:rFonts w:hint="eastAsia"/>
-          <w:szCs w:val="28"/>
-        </w:rPr>
-        <w:t>簾幕</w:t>
-      </w:r>
-      <w:proofErr w:type="gramStart"/>
-      <w:r>
-        <w:rPr>
-          <w:rFonts w:hint="eastAsia"/>
-          <w:szCs w:val="28"/>
-        </w:rPr>
-        <w:t>無重數</w:t>
-      </w:r>
-      <w:proofErr w:type="gramEnd"/>
-      <w:r>
-        <w:rPr>
-          <w:rFonts w:hint="eastAsia"/>
-          <w:szCs w:val="28"/>
-        </w:rPr>
-        <w:t>」</w:t>
-      </w:r>
-      <w:r>
-        <w:rPr>
-          <w:rFonts w:hint="eastAsia"/>
-          <w:szCs w:val="28"/>
-        </w:rPr>
-        <w:t>，寫</w:t>
-      </w:r>
-      <w:r>
-        <w:rPr>
-          <w:rFonts w:hint="eastAsia"/>
-          <w:b/>
-          <w:bCs/>
-          <w:szCs w:val="28"/>
-        </w:rPr>
-        <w:t>閨閣</w:t>
-      </w:r>
-      <w:r>
-        <w:rPr>
-          <w:rFonts w:hint="eastAsia"/>
-          <w:szCs w:val="28"/>
-        </w:rPr>
-        <w:t>之幽深封閉，是對大好青春的</w:t>
-      </w:r>
-      <w:r>
-        <w:rPr>
-          <w:rFonts w:hint="eastAsia"/>
-          <w:b/>
-          <w:bCs/>
-          <w:szCs w:val="28"/>
-        </w:rPr>
-        <w:t>禁錮</w:t>
-      </w:r>
-      <w:r>
-        <w:rPr>
-          <w:rFonts w:hint="eastAsia"/>
-          <w:szCs w:val="28"/>
-        </w:rPr>
-        <w:t>，是對美好生命的</w:t>
-      </w:r>
-      <w:r>
-        <w:rPr>
-          <w:rFonts w:hint="eastAsia"/>
-          <w:b/>
-          <w:bCs/>
-          <w:szCs w:val="28"/>
-        </w:rPr>
-        <w:t>戕害</w:t>
-      </w:r>
-      <w:r>
-        <w:rPr>
-          <w:rFonts w:hint="eastAsia"/>
-          <w:szCs w:val="28"/>
-        </w:rPr>
-        <w:t>。</w:t>
-      </w:r>
-      <w:r>
-        <w:rPr>
-          <w:rFonts w:hint="eastAsia"/>
-          <w:szCs w:val="28"/>
-        </w:rPr>
-        <w:t>「</w:t>
-      </w:r>
-      <w:r>
-        <w:rPr>
-          <w:rFonts w:hint="eastAsia"/>
-          <w:szCs w:val="28"/>
-        </w:rPr>
-        <w:t>庭院</w:t>
-      </w:r>
-      <w:r>
-        <w:rPr>
-          <w:rFonts w:hint="eastAsia"/>
-          <w:szCs w:val="28"/>
-        </w:rPr>
-        <w:t>」</w:t>
-      </w:r>
-      <w:r>
-        <w:rPr>
-          <w:rFonts w:hint="eastAsia"/>
-          <w:szCs w:val="28"/>
-        </w:rPr>
-        <w:t>深深，</w:t>
-      </w:r>
-      <w:r>
-        <w:rPr>
-          <w:rFonts w:hint="eastAsia"/>
-          <w:szCs w:val="28"/>
-        </w:rPr>
-        <w:t>「</w:t>
-      </w:r>
-      <w:r>
-        <w:rPr>
-          <w:rFonts w:hint="eastAsia"/>
-          <w:szCs w:val="28"/>
-        </w:rPr>
-        <w:t>簾幕</w:t>
-      </w:r>
-      <w:r>
-        <w:rPr>
-          <w:rFonts w:hint="eastAsia"/>
-          <w:szCs w:val="28"/>
-        </w:rPr>
-        <w:t>」</w:t>
-      </w:r>
-      <w:r>
-        <w:rPr>
-          <w:rFonts w:hint="eastAsia"/>
-          <w:szCs w:val="28"/>
-        </w:rPr>
-        <w:t>重重，更兼</w:t>
-      </w:r>
-      <w:r>
-        <w:rPr>
-          <w:rFonts w:hint="eastAsia"/>
-          <w:szCs w:val="28"/>
-        </w:rPr>
-        <w:t>「</w:t>
-      </w:r>
-      <w:proofErr w:type="gramStart"/>
-      <w:r>
-        <w:rPr>
-          <w:rFonts w:hint="eastAsia"/>
-          <w:szCs w:val="28"/>
-        </w:rPr>
-        <w:t>楊柳堆煙</w:t>
-      </w:r>
-      <w:proofErr w:type="gramEnd"/>
-      <w:r>
-        <w:rPr>
-          <w:rFonts w:hint="eastAsia"/>
-          <w:szCs w:val="28"/>
-        </w:rPr>
-        <w:t>」</w:t>
-      </w:r>
-      <w:r>
-        <w:rPr>
-          <w:rFonts w:hint="eastAsia"/>
-          <w:szCs w:val="28"/>
-        </w:rPr>
-        <w:t>，</w:t>
-      </w:r>
-      <w:proofErr w:type="gramStart"/>
-      <w:r>
-        <w:rPr>
-          <w:rFonts w:hint="eastAsia"/>
-          <w:szCs w:val="28"/>
-        </w:rPr>
-        <w:t>既濃且密</w:t>
-      </w:r>
-      <w:proofErr w:type="gramEnd"/>
-      <w:r>
-        <w:rPr>
-          <w:rFonts w:hint="eastAsia"/>
-          <w:szCs w:val="28"/>
-        </w:rPr>
-        <w:t>--</w:t>
-      </w:r>
-      <w:r>
-        <w:rPr>
-          <w:rFonts w:hint="eastAsia"/>
-          <w:szCs w:val="28"/>
-        </w:rPr>
-        <w:t>生活在這種內外隔絕的陰森、</w:t>
-      </w:r>
-      <w:r>
-        <w:rPr>
-          <w:rFonts w:hint="eastAsia"/>
-          <w:b/>
-          <w:bCs/>
-          <w:szCs w:val="28"/>
-        </w:rPr>
-        <w:t>幽邃</w:t>
-      </w:r>
-      <w:r>
-        <w:rPr>
-          <w:rFonts w:hint="eastAsia"/>
-          <w:szCs w:val="28"/>
-        </w:rPr>
-        <w:t>環境中，女主人公身心兩方面都受到壓抑與禁錮。</w:t>
-      </w:r>
-      <w:proofErr w:type="gramStart"/>
-      <w:r>
-        <w:rPr>
-          <w:rFonts w:hint="eastAsia"/>
-          <w:szCs w:val="28"/>
-        </w:rPr>
-        <w:t>疊用三個</w:t>
-      </w:r>
-      <w:proofErr w:type="gramEnd"/>
-      <w:r>
-        <w:rPr>
-          <w:rFonts w:hint="eastAsia"/>
-          <w:szCs w:val="28"/>
-        </w:rPr>
-        <w:t>「</w:t>
-      </w:r>
-      <w:r>
-        <w:rPr>
-          <w:rFonts w:hint="eastAsia"/>
-          <w:szCs w:val="28"/>
-        </w:rPr>
-        <w:t>深</w:t>
-      </w:r>
-      <w:r>
-        <w:rPr>
-          <w:rFonts w:hint="eastAsia"/>
-          <w:szCs w:val="28"/>
-        </w:rPr>
-        <w:t>」</w:t>
-      </w:r>
-      <w:r>
-        <w:rPr>
-          <w:rFonts w:hint="eastAsia"/>
-          <w:szCs w:val="28"/>
-        </w:rPr>
-        <w:t>字，寫出其遭封鎖，形</w:t>
-      </w:r>
-      <w:proofErr w:type="gramStart"/>
-      <w:r>
-        <w:rPr>
-          <w:rFonts w:hint="eastAsia"/>
-          <w:szCs w:val="28"/>
-        </w:rPr>
-        <w:t>同囚居之</w:t>
-      </w:r>
-      <w:proofErr w:type="gramEnd"/>
-      <w:r>
-        <w:rPr>
-          <w:rFonts w:hint="eastAsia"/>
-          <w:szCs w:val="28"/>
-        </w:rPr>
-        <w:t>苦，不但暗示了女主人公的孤身獨處，而且有心事深</w:t>
-      </w:r>
-      <w:proofErr w:type="gramStart"/>
-      <w:r>
-        <w:rPr>
-          <w:rFonts w:hint="eastAsia"/>
-          <w:szCs w:val="28"/>
-        </w:rPr>
-        <w:t>沉</w:t>
-      </w:r>
-      <w:proofErr w:type="gramEnd"/>
-      <w:r>
-        <w:rPr>
-          <w:rFonts w:hint="eastAsia"/>
-          <w:szCs w:val="28"/>
-        </w:rPr>
-        <w:t>、怨恨</w:t>
-      </w:r>
-      <w:r>
-        <w:rPr>
-          <w:rFonts w:hint="eastAsia"/>
-          <w:szCs w:val="28"/>
-        </w:rPr>
-        <w:t>無從訴說</w:t>
-      </w:r>
-      <w:r>
-        <w:rPr>
-          <w:rFonts w:hint="eastAsia"/>
-          <w:szCs w:val="28"/>
-        </w:rPr>
-        <w:t>之感。因此，</w:t>
-      </w:r>
-      <w:r>
-        <w:rPr>
-          <w:rFonts w:hint="eastAsia"/>
-          <w:szCs w:val="28"/>
-          <w:u w:val="single"/>
-        </w:rPr>
-        <w:t>李清照</w:t>
-      </w:r>
-      <w:r>
-        <w:rPr>
-          <w:rFonts w:hint="eastAsia"/>
-          <w:szCs w:val="28"/>
-        </w:rPr>
-        <w:t>稱賞不已，曾</w:t>
-      </w:r>
-      <w:proofErr w:type="gramStart"/>
-      <w:r>
-        <w:rPr>
-          <w:rFonts w:hint="eastAsia"/>
-          <w:szCs w:val="28"/>
-        </w:rPr>
-        <w:t>擬其語作</w:t>
-      </w:r>
-      <w:proofErr w:type="gramEnd"/>
-      <w:r>
-        <w:rPr>
-          <w:rFonts w:hint="eastAsia"/>
-          <w:szCs w:val="28"/>
-        </w:rPr>
-        <w:t>「</w:t>
-      </w:r>
-      <w:r>
-        <w:rPr>
-          <w:rFonts w:hint="eastAsia"/>
-          <w:szCs w:val="28"/>
-        </w:rPr>
-        <w:t>庭院深深</w:t>
-      </w:r>
-      <w:r>
-        <w:rPr>
-          <w:rFonts w:hint="eastAsia"/>
-          <w:szCs w:val="28"/>
-        </w:rPr>
-        <w:t>」</w:t>
-      </w:r>
-      <w:r>
-        <w:rPr>
-          <w:rFonts w:hint="eastAsia"/>
-          <w:szCs w:val="28"/>
-        </w:rPr>
-        <w:t>數</w:t>
-      </w:r>
-      <w:proofErr w:type="gramStart"/>
-      <w:r>
-        <w:rPr>
-          <w:rFonts w:hint="eastAsia"/>
-          <w:szCs w:val="28"/>
-        </w:rPr>
-        <w:t>闋</w:t>
-      </w:r>
-      <w:proofErr w:type="gramEnd"/>
-      <w:r>
-        <w:rPr>
-          <w:rFonts w:hint="eastAsia"/>
-          <w:szCs w:val="28"/>
-        </w:rPr>
-        <w:t>。顯然，女主人公的物質生活是</w:t>
-      </w:r>
-      <w:r>
-        <w:rPr>
-          <w:rFonts w:hint="eastAsia"/>
-          <w:b/>
-          <w:bCs/>
-          <w:szCs w:val="28"/>
-        </w:rPr>
-        <w:t>優裕</w:t>
-      </w:r>
-      <w:r>
-        <w:rPr>
-          <w:rFonts w:hint="eastAsia"/>
-          <w:szCs w:val="28"/>
-        </w:rPr>
-        <w:t>的。但她精神上的極度苦悶，也是不言自明的。</w:t>
-      </w:r>
-    </w:p>
-    <w:p>
-      <w:pPr>
-        <w:spacing w:after="0" w:line="440" w:lineRule="exact"/>
-        <w:ind w:left="0" w:right="0" w:firstLine="0"/>
-        <w:rPr>
-          <w:szCs w:val="28"/>
-        </w:rPr>
-      </w:pPr>
-      <w:r>
-        <w:rPr>
-          <w:rFonts w:hint="eastAsia"/>
-          <w:szCs w:val="28"/>
-        </w:rPr>
-        <w:t xml:space="preserve">    </w:t>
-      </w:r>
-      <w:proofErr w:type="gramStart"/>
-      <w:r>
-        <w:rPr>
-          <w:rFonts w:hint="eastAsia"/>
-          <w:szCs w:val="28"/>
-          <w:u w:val="single"/>
-        </w:rPr>
-        <w:t>毛先舒</w:t>
-      </w:r>
-      <w:proofErr w:type="gramEnd"/>
-      <w:r>
-        <w:rPr>
-          <w:rFonts w:hint="eastAsia"/>
-          <w:szCs w:val="28"/>
-        </w:rPr>
-        <w:t>《古今詞論》：</w:t>
-      </w:r>
-      <w:proofErr w:type="gramStart"/>
-      <w:r>
-        <w:rPr>
-          <w:rFonts w:hint="eastAsia"/>
-          <w:szCs w:val="28"/>
-          <w:u w:val="single"/>
-        </w:rPr>
-        <w:t>永叔</w:t>
-      </w:r>
-      <w:r>
-        <w:rPr>
-          <w:rFonts w:hint="eastAsia"/>
-          <w:szCs w:val="28"/>
-        </w:rPr>
-        <w:t>詞</w:t>
-      </w:r>
-      <w:r>
-        <w:rPr>
-          <w:rFonts w:hint="eastAsia"/>
-          <w:szCs w:val="28"/>
-        </w:rPr>
-        <w:t>云</w:t>
-      </w:r>
-      <w:proofErr w:type="gramEnd"/>
-      <w:r>
-        <w:rPr>
-          <w:rFonts w:hint="eastAsia"/>
-          <w:szCs w:val="28"/>
-        </w:rPr>
-        <w:t>「</w:t>
-      </w:r>
-      <w:r>
-        <w:rPr>
-          <w:rFonts w:hint="eastAsia"/>
-          <w:szCs w:val="28"/>
-        </w:rPr>
-        <w:t>淚眼問花</w:t>
-      </w:r>
-      <w:proofErr w:type="gramStart"/>
-      <w:r>
-        <w:rPr>
-          <w:rFonts w:hint="eastAsia"/>
-          <w:szCs w:val="28"/>
-        </w:rPr>
-        <w:t>花</w:t>
-      </w:r>
-      <w:proofErr w:type="gramEnd"/>
-      <w:r>
-        <w:rPr>
-          <w:rFonts w:hint="eastAsia"/>
-          <w:szCs w:val="28"/>
-        </w:rPr>
-        <w:t>不語，亂紅飛過鞦韆去。</w:t>
-      </w:r>
-      <w:r>
-        <w:rPr>
-          <w:rFonts w:hint="eastAsia"/>
-          <w:szCs w:val="28"/>
-        </w:rPr>
-        <w:t>」</w:t>
-      </w:r>
-      <w:r>
-        <w:rPr>
-          <w:rFonts w:hint="eastAsia"/>
-          <w:szCs w:val="28"/>
-        </w:rPr>
-        <w:t>此</w:t>
-      </w:r>
-      <w:proofErr w:type="gramStart"/>
-      <w:r>
-        <w:rPr>
-          <w:rFonts w:hint="eastAsia"/>
-          <w:szCs w:val="28"/>
-        </w:rPr>
-        <w:t>可謂層深而</w:t>
-      </w:r>
-      <w:proofErr w:type="gramEnd"/>
-      <w:r>
-        <w:rPr>
-          <w:rFonts w:hint="eastAsia"/>
-          <w:b/>
-          <w:bCs/>
-          <w:szCs w:val="28"/>
-        </w:rPr>
-        <w:t>渾成</w:t>
-      </w:r>
-      <w:r>
-        <w:rPr>
-          <w:rFonts w:hint="eastAsia"/>
-          <w:szCs w:val="28"/>
-        </w:rPr>
-        <w:t>。</w:t>
-      </w:r>
-      <w:proofErr w:type="gramStart"/>
-      <w:r>
-        <w:rPr>
-          <w:rFonts w:hint="eastAsia"/>
-          <w:szCs w:val="28"/>
-        </w:rPr>
-        <w:t>何也</w:t>
-      </w:r>
-      <w:proofErr w:type="gramEnd"/>
-      <w:r>
-        <w:rPr>
-          <w:rFonts w:hint="eastAsia"/>
-          <w:szCs w:val="28"/>
-        </w:rPr>
-        <w:t>？</w:t>
-      </w:r>
-      <w:proofErr w:type="gramStart"/>
-      <w:r>
-        <w:rPr>
-          <w:rFonts w:hint="eastAsia"/>
-          <w:szCs w:val="28"/>
-        </w:rPr>
-        <w:t>因花而有</w:t>
-      </w:r>
-      <w:proofErr w:type="gramEnd"/>
-      <w:r>
-        <w:rPr>
-          <w:rFonts w:hint="eastAsia"/>
-          <w:szCs w:val="28"/>
-        </w:rPr>
-        <w:t>淚，此一層意也；</w:t>
-      </w:r>
-      <w:proofErr w:type="gramStart"/>
-      <w:r>
-        <w:rPr>
-          <w:rFonts w:hint="eastAsia"/>
-          <w:szCs w:val="28"/>
-        </w:rPr>
-        <w:t>因淚而問花</w:t>
-      </w:r>
-      <w:proofErr w:type="gramEnd"/>
-      <w:r>
-        <w:rPr>
-          <w:rFonts w:hint="eastAsia"/>
-          <w:szCs w:val="28"/>
-        </w:rPr>
-        <w:t>，此一層意也；</w:t>
-      </w:r>
-      <w:proofErr w:type="gramStart"/>
-      <w:r>
-        <w:rPr>
-          <w:rFonts w:hint="eastAsia"/>
-          <w:szCs w:val="28"/>
-        </w:rPr>
-        <w:t>花竟不</w:t>
-      </w:r>
-      <w:proofErr w:type="gramEnd"/>
-      <w:r>
-        <w:rPr>
-          <w:rFonts w:hint="eastAsia"/>
-          <w:szCs w:val="28"/>
-        </w:rPr>
-        <w:t>語，此一層意也；不但不語，且</w:t>
-      </w:r>
-      <w:proofErr w:type="gramStart"/>
-      <w:r>
-        <w:rPr>
-          <w:rFonts w:hint="eastAsia"/>
-          <w:szCs w:val="28"/>
-        </w:rPr>
-        <w:t>又亂落</w:t>
-      </w:r>
-      <w:proofErr w:type="gramEnd"/>
-      <w:r>
-        <w:rPr>
-          <w:rFonts w:hint="eastAsia"/>
-          <w:szCs w:val="28"/>
-        </w:rPr>
-        <w:t>，飛過鞦韆，此一層意也。人愈傷心，</w:t>
-      </w:r>
-      <w:proofErr w:type="gramStart"/>
-      <w:r>
-        <w:rPr>
-          <w:rFonts w:hint="eastAsia"/>
-          <w:szCs w:val="28"/>
-        </w:rPr>
-        <w:t>花愈惱人</w:t>
-      </w:r>
-      <w:proofErr w:type="gramEnd"/>
-      <w:r>
-        <w:rPr>
-          <w:rFonts w:hint="eastAsia"/>
-          <w:szCs w:val="28"/>
-        </w:rPr>
-        <w:t>，</w:t>
-      </w:r>
-      <w:proofErr w:type="gramStart"/>
-      <w:r>
-        <w:rPr>
-          <w:rFonts w:hint="eastAsia"/>
-          <w:szCs w:val="28"/>
-        </w:rPr>
-        <w:t>語愈淺</w:t>
-      </w:r>
-      <w:proofErr w:type="gramEnd"/>
-      <w:r>
-        <w:rPr>
-          <w:rFonts w:hint="eastAsia"/>
-          <w:szCs w:val="28"/>
-        </w:rPr>
-        <w:t>而</w:t>
-      </w:r>
-      <w:proofErr w:type="gramStart"/>
-      <w:r>
-        <w:rPr>
-          <w:rFonts w:hint="eastAsia"/>
-          <w:szCs w:val="28"/>
-        </w:rPr>
-        <w:t>意愈入</w:t>
-      </w:r>
-      <w:proofErr w:type="gramEnd"/>
-      <w:r>
-        <w:rPr>
-          <w:rFonts w:hint="eastAsia"/>
-          <w:szCs w:val="28"/>
-        </w:rPr>
-        <w:t>，又絕無刻畫費力之跡，</w:t>
-      </w:r>
-      <w:proofErr w:type="gramStart"/>
-      <w:r>
-        <w:rPr>
-          <w:rFonts w:hint="eastAsia"/>
-          <w:szCs w:val="28"/>
-        </w:rPr>
-        <w:t>謂非層深</w:t>
-      </w:r>
-      <w:proofErr w:type="gramEnd"/>
-      <w:r>
-        <w:rPr>
-          <w:rFonts w:hint="eastAsia"/>
-          <w:szCs w:val="28"/>
-        </w:rPr>
-        <w:t>而渾成耶？</w:t>
-      </w:r>
-      <w:r>
-        <w:rPr>
-          <w:rFonts w:hint="eastAsia"/>
-          <w:szCs w:val="28"/>
-        </w:rPr>
-        <w:t>「</w:t>
-      </w:r>
-      <w:proofErr w:type="gramStart"/>
-      <w:r>
-        <w:rPr>
-          <w:rFonts w:hint="eastAsia"/>
-          <w:szCs w:val="28"/>
-        </w:rPr>
-        <w:t>玉勒雕鞍</w:t>
-      </w:r>
-      <w:proofErr w:type="gramEnd"/>
-      <w:r>
-        <w:rPr>
-          <w:rFonts w:hint="eastAsia"/>
-          <w:szCs w:val="28"/>
-        </w:rPr>
-        <w:t>」</w:t>
-      </w:r>
-      <w:proofErr w:type="gramStart"/>
-      <w:r>
-        <w:rPr>
-          <w:rFonts w:hint="eastAsia"/>
-          <w:szCs w:val="28"/>
-        </w:rPr>
-        <w:t>以下諸句</w:t>
-      </w:r>
-      <w:proofErr w:type="gramEnd"/>
-      <w:r>
-        <w:rPr>
-          <w:rFonts w:hint="eastAsia"/>
-          <w:szCs w:val="28"/>
-        </w:rPr>
-        <w:t>，逐層深入地展示了現實的淒風苦雨對其芳心的無情</w:t>
-      </w:r>
-      <w:r>
-        <w:rPr>
-          <w:rFonts w:hint="eastAsia"/>
-          <w:b/>
-          <w:bCs/>
-          <w:szCs w:val="28"/>
-        </w:rPr>
-        <w:t>蹂躪</w:t>
-      </w:r>
-      <w:r>
-        <w:rPr>
-          <w:rFonts w:hint="eastAsia"/>
-          <w:szCs w:val="28"/>
-        </w:rPr>
-        <w:t>：情人</w:t>
-      </w:r>
-      <w:r>
-        <w:rPr>
-          <w:rFonts w:hint="eastAsia"/>
-          <w:b/>
-          <w:bCs/>
-          <w:szCs w:val="28"/>
-        </w:rPr>
-        <w:t>薄</w:t>
-      </w:r>
-      <w:proofErr w:type="gramStart"/>
-      <w:r>
-        <w:rPr>
-          <w:rFonts w:hint="eastAsia"/>
-          <w:b/>
-          <w:bCs/>
-          <w:szCs w:val="28"/>
-        </w:rPr>
-        <w:t>倖</w:t>
-      </w:r>
-      <w:proofErr w:type="gramEnd"/>
-      <w:r>
-        <w:rPr>
-          <w:rFonts w:hint="eastAsia"/>
-          <w:szCs w:val="28"/>
-        </w:rPr>
-        <w:t>，冶遊不歸，意中人任性</w:t>
-      </w:r>
-      <w:r>
-        <w:rPr>
-          <w:rFonts w:hint="eastAsia"/>
-          <w:b/>
-          <w:bCs/>
-          <w:szCs w:val="28"/>
-        </w:rPr>
-        <w:t>冶遊</w:t>
-      </w:r>
-      <w:r>
-        <w:rPr>
-          <w:rFonts w:hint="eastAsia"/>
-          <w:szCs w:val="28"/>
-        </w:rPr>
-        <w:t>而又無可奈何。</w:t>
-      </w:r>
-    </w:p>
-    <w:p>
-      <w:pPr>
-        <w:spacing w:after="0" w:line="440" w:lineRule="exact"/>
-        <w:ind w:left="0" w:right="0" w:firstLine="0"/>
-        <w:rPr>
-          <w:bCs/>
-          <w:spacing w:val="-6"/>
-          <w:szCs w:val="28"/>
-        </w:rPr>
-      </w:pPr>
-      <w:r>
-        <w:rPr>
-          <w:rFonts w:hint="eastAsia"/>
-          <w:szCs w:val="28"/>
-        </w:rPr>
-        <w:lastRenderedPageBreak/>
-        <w:t xml:space="preserve">    </w:t>
-      </w:r>
-      <w:r>
-        <w:rPr>
-          <w:rFonts w:hint="eastAsia"/>
-          <w:szCs w:val="28"/>
-        </w:rPr>
-        <w:t>下片前三句用狂風暴雨比喻</w:t>
-      </w:r>
-      <w:r>
-        <w:rPr>
-          <w:rFonts w:hint="eastAsia"/>
-          <w:b/>
-          <w:bCs/>
-          <w:szCs w:val="28"/>
-        </w:rPr>
-        <w:t>封建禮教</w:t>
-      </w:r>
-      <w:r>
-        <w:rPr>
-          <w:rFonts w:hint="eastAsia"/>
-          <w:szCs w:val="28"/>
-        </w:rPr>
-        <w:t>的無情，以花被摧殘</w:t>
-      </w:r>
-      <w:proofErr w:type="gramStart"/>
-      <w:r>
-        <w:rPr>
-          <w:rFonts w:hint="eastAsia"/>
-          <w:szCs w:val="28"/>
-        </w:rPr>
-        <w:t>喻</w:t>
-      </w:r>
-      <w:proofErr w:type="gramEnd"/>
-      <w:r>
-        <w:rPr>
-          <w:rFonts w:hint="eastAsia"/>
-          <w:szCs w:val="28"/>
-        </w:rPr>
-        <w:t>自己青春被毀。</w:t>
-      </w:r>
-      <w:r>
-        <w:rPr>
-          <w:rFonts w:hint="eastAsia"/>
-          <w:szCs w:val="28"/>
-        </w:rPr>
-        <w:t>「</w:t>
-      </w:r>
-      <w:proofErr w:type="gramStart"/>
-      <w:r>
-        <w:rPr>
-          <w:rFonts w:hint="eastAsia"/>
-          <w:szCs w:val="28"/>
-        </w:rPr>
-        <w:t>門掩黃昏</w:t>
-      </w:r>
-      <w:proofErr w:type="gramEnd"/>
-      <w:r>
-        <w:rPr>
-          <w:rFonts w:hint="eastAsia"/>
-          <w:szCs w:val="28"/>
-        </w:rPr>
-        <w:t>」</w:t>
-      </w:r>
-      <w:r>
-        <w:rPr>
-          <w:rFonts w:hint="eastAsia"/>
-          <w:szCs w:val="28"/>
-        </w:rPr>
-        <w:t>四句</w:t>
-      </w:r>
-      <w:proofErr w:type="gramStart"/>
-      <w:r>
-        <w:rPr>
-          <w:rFonts w:hint="eastAsia"/>
-          <w:szCs w:val="28"/>
-        </w:rPr>
-        <w:t>喻韶華空逝</w:t>
-      </w:r>
-      <w:proofErr w:type="gramEnd"/>
-      <w:r>
-        <w:rPr>
-          <w:rFonts w:hint="eastAsia"/>
-          <w:szCs w:val="28"/>
-        </w:rPr>
-        <w:t>，</w:t>
-      </w:r>
-      <w:proofErr w:type="gramStart"/>
-      <w:r>
-        <w:rPr>
-          <w:rFonts w:hint="eastAsia"/>
-          <w:szCs w:val="28"/>
-        </w:rPr>
-        <w:t>人生易老之</w:t>
-      </w:r>
-      <w:proofErr w:type="gramEnd"/>
-      <w:r>
-        <w:rPr>
-          <w:rFonts w:hint="eastAsia"/>
-          <w:szCs w:val="28"/>
-        </w:rPr>
-        <w:t>痛。</w:t>
-      </w:r>
-      <w:proofErr w:type="gramStart"/>
-      <w:r>
-        <w:rPr>
-          <w:rFonts w:hint="eastAsia"/>
-          <w:szCs w:val="28"/>
-        </w:rPr>
-        <w:t>春光將逝</w:t>
-      </w:r>
-      <w:proofErr w:type="gramEnd"/>
-      <w:r>
-        <w:rPr>
-          <w:rFonts w:hint="eastAsia"/>
-          <w:szCs w:val="28"/>
-        </w:rPr>
-        <w:t>，年華如水。結尾二句寫女子的</w:t>
-      </w:r>
-      <w:proofErr w:type="gramStart"/>
-      <w:r>
-        <w:rPr>
-          <w:rFonts w:hint="eastAsia"/>
-          <w:szCs w:val="28"/>
-        </w:rPr>
-        <w:t>痴情與絕望</w:t>
-      </w:r>
-      <w:proofErr w:type="gramEnd"/>
-      <w:r>
-        <w:rPr>
-          <w:rFonts w:hint="eastAsia"/>
-          <w:szCs w:val="28"/>
-        </w:rPr>
-        <w:t>，含</w:t>
-      </w:r>
-      <w:proofErr w:type="gramStart"/>
-      <w:r>
-        <w:rPr>
-          <w:rFonts w:hint="eastAsia"/>
-          <w:szCs w:val="28"/>
-        </w:rPr>
-        <w:t>蘊</w:t>
-      </w:r>
-      <w:proofErr w:type="gramEnd"/>
-      <w:r>
-        <w:rPr>
-          <w:rFonts w:hint="eastAsia"/>
-          <w:szCs w:val="28"/>
-        </w:rPr>
-        <w:t>豐厚。</w:t>
-      </w:r>
-      <w:r>
-        <w:rPr>
-          <w:rFonts w:hint="eastAsia"/>
-          <w:szCs w:val="28"/>
-        </w:rPr>
-        <w:t>「</w:t>
-      </w:r>
-      <w:proofErr w:type="gramStart"/>
-      <w:r>
-        <w:rPr>
-          <w:rFonts w:hint="eastAsia"/>
-          <w:szCs w:val="28"/>
-        </w:rPr>
-        <w:t>淚眼問花</w:t>
-      </w:r>
-      <w:proofErr w:type="gramEnd"/>
-      <w:r>
-        <w:rPr>
-          <w:rFonts w:hint="eastAsia"/>
-          <w:szCs w:val="28"/>
-        </w:rPr>
-        <w:t>」</w:t>
-      </w:r>
-      <w:r>
-        <w:rPr>
-          <w:rFonts w:hint="eastAsia"/>
-          <w:szCs w:val="28"/>
-        </w:rPr>
-        <w:t>，實即含淚自問。</w:t>
-      </w:r>
-      <w:r>
-        <w:rPr>
-          <w:rFonts w:hint="eastAsia"/>
-          <w:szCs w:val="28"/>
-        </w:rPr>
-        <w:t>「</w:t>
-      </w:r>
-      <w:r>
-        <w:rPr>
-          <w:rFonts w:hint="eastAsia"/>
-          <w:szCs w:val="28"/>
-        </w:rPr>
-        <w:t>花不語</w:t>
-      </w:r>
-      <w:r>
-        <w:rPr>
-          <w:rFonts w:hint="eastAsia"/>
-          <w:szCs w:val="28"/>
-        </w:rPr>
-        <w:t>」</w:t>
-      </w:r>
-      <w:r>
-        <w:rPr>
-          <w:rFonts w:hint="eastAsia"/>
-          <w:szCs w:val="28"/>
-        </w:rPr>
-        <w:t>，也非迴避答案，</w:t>
-      </w:r>
-      <w:proofErr w:type="gramStart"/>
-      <w:r>
-        <w:rPr>
-          <w:rFonts w:hint="eastAsia"/>
-          <w:szCs w:val="28"/>
-        </w:rPr>
-        <w:t>正講少女</w:t>
-      </w:r>
-      <w:proofErr w:type="gramEnd"/>
-      <w:r>
-        <w:rPr>
-          <w:rFonts w:hint="eastAsia"/>
-          <w:szCs w:val="28"/>
-        </w:rPr>
-        <w:t>與落花同</w:t>
-      </w:r>
-      <w:proofErr w:type="gramStart"/>
-      <w:r>
-        <w:rPr>
-          <w:rFonts w:hint="eastAsia"/>
-          <w:szCs w:val="28"/>
-        </w:rPr>
-        <w:t>命共苦</w:t>
-      </w:r>
-      <w:proofErr w:type="gramEnd"/>
-      <w:r>
-        <w:rPr>
-          <w:rFonts w:hint="eastAsia"/>
-          <w:szCs w:val="28"/>
-        </w:rPr>
-        <w:t>，無</w:t>
-      </w:r>
-      <w:proofErr w:type="gramStart"/>
-      <w:r>
-        <w:rPr>
-          <w:rFonts w:hint="eastAsia"/>
-          <w:szCs w:val="28"/>
-        </w:rPr>
-        <w:t>語凝噎</w:t>
-      </w:r>
-      <w:proofErr w:type="gramEnd"/>
-      <w:r>
-        <w:rPr>
-          <w:rFonts w:hint="eastAsia"/>
-          <w:szCs w:val="28"/>
-        </w:rPr>
-        <w:t>之狀。</w:t>
-      </w:r>
-      <w:r>
-        <w:rPr>
-          <w:rFonts w:hint="eastAsia"/>
-          <w:szCs w:val="28"/>
-        </w:rPr>
-        <w:t>「</w:t>
-      </w:r>
-      <w:r>
-        <w:rPr>
-          <w:rFonts w:hint="eastAsia"/>
-          <w:szCs w:val="28"/>
-        </w:rPr>
-        <w:t>亂紅飛過鞦韆去</w:t>
-      </w:r>
-      <w:r>
-        <w:rPr>
-          <w:rFonts w:hint="eastAsia"/>
-          <w:szCs w:val="28"/>
-        </w:rPr>
-        <w:t>」</w:t>
-      </w:r>
-      <w:r>
-        <w:rPr>
-          <w:rFonts w:hint="eastAsia"/>
-          <w:szCs w:val="28"/>
-        </w:rPr>
-        <w:t>，不是比語言更清楚地昭示了她面臨的命運嗎？</w:t>
-      </w:r>
-      <w:r>
-        <w:rPr>
-          <w:rFonts w:hint="eastAsia"/>
-          <w:szCs w:val="28"/>
-        </w:rPr>
-        <w:t>「</w:t>
-      </w:r>
-      <w:r>
-        <w:rPr>
-          <w:rFonts w:hint="eastAsia"/>
-          <w:szCs w:val="28"/>
-        </w:rPr>
-        <w:t>亂紅</w:t>
-      </w:r>
-      <w:r>
-        <w:rPr>
-          <w:rFonts w:hint="eastAsia"/>
-          <w:szCs w:val="28"/>
-        </w:rPr>
-        <w:t>」</w:t>
-      </w:r>
-      <w:r>
-        <w:rPr>
-          <w:rFonts w:hint="eastAsia"/>
-          <w:szCs w:val="28"/>
-        </w:rPr>
-        <w:t>飛過青春嬉戲之地</w:t>
-      </w:r>
-      <w:proofErr w:type="gramStart"/>
-      <w:r>
-        <w:rPr>
-          <w:rFonts w:hint="eastAsia"/>
-          <w:szCs w:val="28"/>
-        </w:rPr>
-        <w:t>而飄去</w:t>
-      </w:r>
-      <w:proofErr w:type="gramEnd"/>
-      <w:r>
-        <w:rPr>
-          <w:rFonts w:hint="eastAsia"/>
-          <w:szCs w:val="28"/>
-        </w:rPr>
-        <w:t>、消逝，正是</w:t>
-      </w:r>
-      <w:r>
-        <w:rPr>
-          <w:rFonts w:hint="eastAsia"/>
-          <w:szCs w:val="28"/>
-        </w:rPr>
-        <w:t>「</w:t>
-      </w:r>
-      <w:r>
-        <w:rPr>
-          <w:rFonts w:hint="eastAsia"/>
-          <w:szCs w:val="28"/>
-        </w:rPr>
-        <w:t>無可奈何花落去</w:t>
-      </w:r>
-      <w:r>
-        <w:rPr>
-          <w:rFonts w:hint="eastAsia"/>
-          <w:szCs w:val="28"/>
-        </w:rPr>
-        <w:t>」</w:t>
-      </w:r>
-      <w:r>
-        <w:rPr>
-          <w:rFonts w:hint="eastAsia"/>
-          <w:szCs w:val="28"/>
-        </w:rPr>
-        <w:t>也。在</w:t>
-      </w:r>
-      <w:r>
-        <w:rPr>
-          <w:rFonts w:hint="eastAsia"/>
-          <w:b/>
-          <w:bCs/>
-          <w:szCs w:val="28"/>
-        </w:rPr>
-        <w:t>淚光</w:t>
-      </w:r>
-      <w:proofErr w:type="gramStart"/>
-      <w:r>
-        <w:rPr>
-          <w:rFonts w:hint="eastAsia"/>
-          <w:b/>
-          <w:bCs/>
-          <w:szCs w:val="28"/>
-        </w:rPr>
-        <w:t>瑩瑩</w:t>
-      </w:r>
-      <w:proofErr w:type="gramEnd"/>
-      <w:r>
-        <w:rPr>
-          <w:rFonts w:hint="eastAsia"/>
-          <w:szCs w:val="28"/>
-        </w:rPr>
-        <w:t>之中，花如人，人如花，最後花、人莫辨，同樣難以避免被拋擲遺棄而淪落的命運。</w:t>
-      </w:r>
-      <w:r>
-        <w:rPr>
-          <w:rFonts w:hint="eastAsia"/>
-          <w:szCs w:val="28"/>
-        </w:rPr>
-        <w:t>「</w:t>
-      </w:r>
-      <w:r>
-        <w:rPr>
-          <w:rFonts w:hint="eastAsia"/>
-          <w:szCs w:val="28"/>
-        </w:rPr>
-        <w:t>亂紅</w:t>
-      </w:r>
-      <w:r>
-        <w:rPr>
-          <w:rFonts w:hint="eastAsia"/>
-          <w:szCs w:val="28"/>
-        </w:rPr>
-        <w:t>」</w:t>
-      </w:r>
-      <w:r>
-        <w:rPr>
-          <w:rFonts w:hint="eastAsia"/>
-          <w:szCs w:val="28"/>
-        </w:rPr>
-        <w:t>意象既是實</w:t>
-      </w:r>
-      <w:proofErr w:type="gramStart"/>
-      <w:r>
-        <w:rPr>
-          <w:rFonts w:hint="eastAsia"/>
-          <w:szCs w:val="28"/>
-        </w:rPr>
-        <w:t>摹</w:t>
-      </w:r>
-      <w:proofErr w:type="gramEnd"/>
-      <w:r>
-        <w:rPr>
-          <w:rFonts w:hint="eastAsia"/>
-          <w:szCs w:val="28"/>
-        </w:rPr>
-        <w:t>，又是女子悲劇性命運的象徵。這種完全用環境來暗示和烘托人物思緒的筆法，</w:t>
-      </w:r>
-      <w:r>
-        <w:rPr>
-          <w:rFonts w:hint="eastAsia"/>
-          <w:b/>
-          <w:bCs/>
-          <w:szCs w:val="28"/>
-        </w:rPr>
-        <w:t>深</w:t>
-      </w:r>
-      <w:proofErr w:type="gramStart"/>
-      <w:r>
-        <w:rPr>
-          <w:rFonts w:hint="eastAsia"/>
-          <w:b/>
-          <w:bCs/>
-          <w:szCs w:val="28"/>
-        </w:rPr>
-        <w:t>婉</w:t>
-      </w:r>
-      <w:proofErr w:type="gramEnd"/>
-      <w:r>
-        <w:rPr>
-          <w:rFonts w:hint="eastAsia"/>
-          <w:szCs w:val="28"/>
-        </w:rPr>
-        <w:t>而</w:t>
-      </w:r>
-      <w:r>
-        <w:rPr>
-          <w:rFonts w:hint="eastAsia"/>
-          <w:b/>
-          <w:bCs/>
-          <w:szCs w:val="28"/>
-        </w:rPr>
-        <w:t>曲折有致</w:t>
-      </w:r>
-      <w:r>
-        <w:rPr>
-          <w:rFonts w:hint="eastAsia"/>
-          <w:szCs w:val="28"/>
-        </w:rPr>
-        <w:t>，真切地表現了生活在幽閉狀態下的貴族少婦難以明言的內心隱痛。</w:t>
-      </w:r>
-      <w:r>
-        <w:rPr>
-          <w:rFonts w:hint="eastAsia"/>
-          <w:bCs/>
-          <w:spacing w:val="-6"/>
-          <w:szCs w:val="28"/>
-        </w:rPr>
-        <w:t>(資料來源：</w:t>
+        <w:t>這是一首融景、抒情、</w:t>
       </w:r>
       <w:hyperlink r:id="rId8" w:history="1">
         <w:r>
           <w:rPr>
             <w:rStyle w:val="a8"/>
-            <w:bCs/>
-            <w:spacing w:val="-6"/>
             <w:szCs w:val="28"/>
           </w:rPr>
-          <w:t>https://bit.ly/3p6BFy2</w:t>
+          <w:t>造境</w:t>
         </w:r>
       </w:hyperlink>
-      <w:hyperlink r:id="rId9" w:history="1"/>
-      <w:hyperlink r:id="rId10" w:history="1"/>
-      <w:hyperlink r:id="rId11" w:history="1"/>
-      <w:hyperlink r:id="rId12" w:history="1"/>
-      <w:hyperlink r:id="rId13" w:history="1"/>
       <w:r>
         <w:rPr>
           <w:rFonts w:hint="eastAsia"/>
+          <w:szCs w:val="28"/>
+        </w:rPr>
+        <w:t>於一爐的暮春閨怨名作。</w:t>
+      </w:r>
+      <w:r>
+        <w:rPr>
+          <w:rFonts w:hint="eastAsia"/>
+          <w:szCs w:val="28"/>
+          <w:u w:val="single"/>
+        </w:rPr>
+        <w:t>歐陽修</w:t>
+      </w:r>
+      <w:r>
+        <w:rPr>
+          <w:rFonts w:hint="eastAsia"/>
+          <w:szCs w:val="28"/>
+        </w:rPr>
+        <w:t>巧妙地透過層層遞進的筆法，將深閨女子的孤獨寂寞與對春光流逝的無奈，化為具體可感的藝術畫面。</w:t>
+      </w:r>
+    </w:p>
+    <w:p>
+      <w:pPr>
+        <w:spacing w:after="0" w:line="480" w:lineRule="exact"/>
+        <w:ind w:left="0" w:right="0" w:firstLine="0"/>
+        <w:jc w:val="both"/>
+        <w:rPr>
+          <w:szCs w:val="28"/>
+        </w:rPr>
+      </w:pPr>
+      <w:r>
+        <w:rPr>
+          <w:rFonts w:hint="eastAsia"/>
+          <w:szCs w:val="28"/>
+        </w:rPr>
+        <w:t xml:space="preserve">    </w:t>
+      </w:r>
+      <w:r>
+        <w:rPr>
+          <w:rFonts w:hint="eastAsia"/>
+          <w:szCs w:val="28"/>
+        </w:rPr>
+        <w:t>全詞開篇「庭院深深深幾許」連用三個「深」字，營造出極其幽深、封閉的空間感</w:t>
+      </w:r>
+      <w:r>
+        <w:rPr>
+          <w:szCs w:val="28"/>
+        </w:rPr>
+        <w:br/>
+      </w:r>
+      <w:r>
+        <w:rPr>
+          <w:rFonts w:hint="eastAsia"/>
+          <w:szCs w:val="28"/>
+        </w:rPr>
+        <w:t>。這不僅是指實體建築的深廣，更是女子內心重重</w:t>
+      </w:r>
+      <w:r>
+        <w:rPr>
+          <w:rFonts w:hint="eastAsia"/>
+          <w:b/>
+          <w:bCs/>
+          <w:szCs w:val="28"/>
+        </w:rPr>
+        <w:t>鎖禁</w:t>
+      </w:r>
+      <w:r>
+        <w:rPr>
+          <w:rFonts w:hint="eastAsia"/>
+          <w:szCs w:val="28"/>
+        </w:rPr>
+        <w:t>、</w:t>
+      </w:r>
+      <w:r>
+        <w:rPr>
+          <w:rFonts w:hint="eastAsia"/>
+          <w:b/>
+          <w:bCs/>
+          <w:szCs w:val="28"/>
+        </w:rPr>
+        <w:t>與世隔絕</w:t>
+      </w:r>
+      <w:r>
+        <w:rPr>
+          <w:rFonts w:hint="eastAsia"/>
+          <w:szCs w:val="28"/>
+        </w:rPr>
+        <w:t>的孤獨寫照。隨後的「楊柳堆煙，簾幕無重數」，進一步以迷濛的柳絮煙霧與無數簾幕，將外界的視線與生機徹底隔絕，使整個氛圍籠罩在濃重的壓抑與迷惘之中。</w:t>
+      </w:r>
+    </w:p>
+    <w:p>
+      <w:pPr>
+        <w:spacing w:after="0" w:line="480" w:lineRule="exact"/>
+        <w:ind w:left="0" w:right="0" w:firstLine="0"/>
+        <w:jc w:val="both"/>
+        <w:rPr>
+          <w:szCs w:val="28"/>
+        </w:rPr>
+      </w:pPr>
+      <w:r>
+        <w:rPr>
+          <w:rFonts w:hint="eastAsia"/>
+          <w:szCs w:val="28"/>
+        </w:rPr>
+        <w:t xml:space="preserve">　　</w:t>
+      </w:r>
+      <w:r>
+        <w:rPr>
+          <w:rFonts w:hint="eastAsia"/>
+          <w:szCs w:val="28"/>
+        </w:rPr>
+        <w:t>次句「玉勒雕鞍遊冶處，樓高不見章台路」筆鋒一轉，將視線從室內推向遠方。男子流連於</w:t>
+      </w:r>
+      <w:r>
+        <w:rPr>
+          <w:rFonts w:hint="eastAsia"/>
+          <w:b/>
+          <w:bCs/>
+          <w:szCs w:val="28"/>
+        </w:rPr>
+        <w:t>聲色犬馬</w:t>
+      </w:r>
+      <w:r>
+        <w:rPr>
+          <w:rFonts w:hint="eastAsia"/>
+          <w:szCs w:val="28"/>
+        </w:rPr>
+        <w:t>的遊樂之所，而獨守空閨的女子卻只能登樓遠眺。然而，「樓高不見</w:t>
+      </w:r>
+      <w:r>
+        <w:rPr>
+          <w:szCs w:val="28"/>
+        </w:rPr>
+        <w:br/>
+      </w:r>
+      <w:r>
+        <w:rPr>
+          <w:rFonts w:hint="eastAsia"/>
+          <w:szCs w:val="28"/>
+        </w:rPr>
+        <w:lastRenderedPageBreak/>
+        <w:t>」四字，不僅寫出空間的阻隔與道路的遙遠，更隱含了彼此情感的</w:t>
+      </w:r>
+      <w:r>
+        <w:rPr>
+          <w:rFonts w:hint="eastAsia"/>
+          <w:b/>
+          <w:bCs/>
+          <w:szCs w:val="28"/>
+        </w:rPr>
+        <w:t>疏離</w:t>
+      </w:r>
+      <w:r>
+        <w:rPr>
+          <w:rFonts w:hint="eastAsia"/>
+          <w:szCs w:val="28"/>
+        </w:rPr>
+        <w:t>與無望的等待，將期盼落空的失落感推向頂峰。</w:t>
+      </w:r>
+    </w:p>
+    <w:p>
+      <w:pPr>
+        <w:spacing w:after="0" w:line="480" w:lineRule="exact"/>
+        <w:ind w:left="0" w:right="0" w:firstLine="0"/>
+        <w:jc w:val="both"/>
+        <w:rPr>
+          <w:szCs w:val="28"/>
+        </w:rPr>
+      </w:pPr>
+      <w:r>
+        <w:rPr>
+          <w:rFonts w:hint="eastAsia"/>
+          <w:szCs w:val="28"/>
+        </w:rPr>
+        <w:t xml:space="preserve">　　</w:t>
+      </w:r>
+      <w:r>
+        <w:rPr>
+          <w:rFonts w:hint="eastAsia"/>
+          <w:szCs w:val="28"/>
+        </w:rPr>
+        <w:t>下闋氣氛急轉直下，「雨橫風狂三月暮」以殘酷的自然風雨，象徵無情現實的摧殘</w:t>
+      </w:r>
+      <w:r>
+        <w:rPr>
+          <w:szCs w:val="28"/>
+        </w:rPr>
+        <w:br/>
+      </w:r>
+      <w:r>
+        <w:rPr>
+          <w:rFonts w:hint="eastAsia"/>
+          <w:szCs w:val="28"/>
+        </w:rPr>
+        <w:t>。三月暮春本已令人感傷，再加上「雨橫風狂」更形雪上加霜。「門掩黃昏，無計留春住」寫出時間的流逝與生命的幻滅，黃昏的降臨與春天的消逝皆無法挽留，流露</w:t>
+      </w:r>
+      <w:r>
+        <w:rPr>
+          <w:rFonts w:hint="eastAsia"/>
+          <w:szCs w:val="28"/>
+        </w:rPr>
+        <w:t>(</w:t>
+      </w:r>
+      <w:r>
+        <w:rPr>
+          <w:color w:val="EE0000"/>
+          <w:sz w:val="16"/>
+          <w:szCs w:val="16"/>
+        </w:rPr>
+        <w:t>ㄌㄨ</w:t>
+      </w:r>
+      <w:r>
+        <w:rPr>
+          <w:rFonts w:hint="eastAsia"/>
+          <w:color w:val="EE0000"/>
+          <w:sz w:val="16"/>
+          <w:szCs w:val="16"/>
+        </w:rPr>
+        <w:t>ˋ</w:t>
+      </w:r>
+      <w:r>
+        <w:rPr>
+          <w:rFonts w:hint="eastAsia"/>
+          <w:szCs w:val="28"/>
+        </w:rPr>
+        <w:t>)</w:t>
+      </w:r>
+      <w:r>
+        <w:rPr>
+          <w:rFonts w:hint="eastAsia"/>
+          <w:szCs w:val="28"/>
+        </w:rPr>
+        <w:t>出深沉的無力感。</w:t>
+      </w:r>
+    </w:p>
+    <w:p>
+      <w:pPr>
+        <w:spacing w:after="0" w:line="480" w:lineRule="exact"/>
+        <w:ind w:left="0" w:right="0" w:firstLine="0"/>
+        <w:jc w:val="both"/>
+        <w:rPr>
           <w:bCs/>
           <w:spacing w:val="-6"/>
           <w:szCs w:val="28"/>
         </w:rPr>
-        <w:t>)</w:t>
+      </w:pPr>
+      <w:r>
+        <w:rPr>
+          <w:rFonts w:hint="eastAsia"/>
+          <w:szCs w:val="28"/>
+        </w:rPr>
+        <w:t xml:space="preserve">　　</w:t>
+      </w:r>
+      <w:r>
+        <w:rPr>
+          <w:rFonts w:hint="eastAsia"/>
+          <w:szCs w:val="28"/>
+        </w:rPr>
+        <w:t>全詞最</w:t>
+      </w:r>
+      <w:r>
+        <w:rPr>
+          <w:rFonts w:hint="eastAsia"/>
+          <w:b/>
+          <w:bCs/>
+          <w:szCs w:val="28"/>
+        </w:rPr>
+        <w:t>動人心魄</w:t>
+      </w:r>
+      <w:r>
+        <w:rPr>
+          <w:rFonts w:hint="eastAsia"/>
+          <w:szCs w:val="28"/>
+        </w:rPr>
+        <w:t>之處在於結尾「淚眼問花花不語，亂紅飛過鞦韆去」。女子滿懷哀怨地向花兒傾訴，渴望得到一絲</w:t>
+      </w:r>
+      <w:r>
+        <w:rPr>
+          <w:rFonts w:hint="eastAsia"/>
+          <w:b/>
+          <w:bCs/>
+          <w:szCs w:val="28"/>
+        </w:rPr>
+        <w:t>慰藉</w:t>
+      </w:r>
+      <w:r>
+        <w:rPr>
+          <w:rFonts w:hint="eastAsia"/>
+          <w:szCs w:val="28"/>
+        </w:rPr>
+        <w:t>，然而「花不語」的沉默更顯冷酷。無情落花在狂風中紛飛，越過荒涼的鞦韆，不僅是春殘景況的寫照，更是青春易逝、人生無常的具體象徵。全詞情景交融、哀而不傷，堪稱古典詩詞中描繪閨怨與惜春的千古絕唱。</w:t>
       </w:r>
     </w:p>
     <w:p>
@@ -2391,52 +954,21 @@
           <w:ilvl w:val="0"/>
           <w:numId w:val="1"/>
         </w:numPr>
-        <w:spacing w:line="440" w:lineRule="exact"/>
-        <w:ind w:leftChars="0" w:right="0"/>
-      </w:pPr>
-      <w:proofErr w:type="gramStart"/>
+        <w:spacing w:after="0" w:line="480" w:lineRule="exact"/>
+        <w:ind w:leftChars="0" w:left="284" w:right="0" w:hanging="284"/>
+        <w:jc w:val="both"/>
+      </w:pPr>
+      <w:r>
+        <w:t>鎖禁</w:t>
+      </w:r>
       <w:r>
         <w:rPr>
           <w:rFonts w:hint="eastAsia"/>
         </w:rPr>
-        <w:t>怨艾</w:t>
-      </w:r>
-      <w:r>
-        <w:rPr>
-          <w:rFonts w:hint="eastAsia"/>
-        </w:rPr>
-        <w:t>(</w:t>
-      </w:r>
-      <w:r>
-        <w:rPr>
-          <w:rFonts w:hint="eastAsia"/>
-          <w:color w:val="FF0000"/>
-          <w:sz w:val="16"/>
-          <w:szCs w:val="16"/>
-        </w:rPr>
-        <w:t>ㄧ</w:t>
-      </w:r>
-      <w:r>
-        <w:rPr>
-          <w:rFonts w:hint="eastAsia"/>
-          <w:color w:val="FF0000"/>
-          <w:sz w:val="16"/>
-          <w:szCs w:val="16"/>
-        </w:rPr>
-        <w:t>ˋ</w:t>
-      </w:r>
-      <w:proofErr w:type="gramEnd"/>
-      <w:r>
-        <w:rPr>
-          <w:rFonts w:hint="eastAsia"/>
-        </w:rPr>
-        <w:t>)：</w:t>
-      </w:r>
-      <w:r>
-        <w:rPr>
-          <w:rFonts w:hint="eastAsia"/>
-        </w:rPr>
-        <w:t>怨恨。</w:t>
+        <w:t>：</w:t>
+      </w:r>
+      <w:r>
+        <w:t>被緊緊地鎖住、禁錮或限制自由。在文中不僅指人被限制在實體的深宅大院中無法外出，更象徵女性在封建禮教與命運安排下，心靈、青春與情感也被無形地囚禁與封鎖。</w:t>
       </w:r>
     </w:p>
     <w:p>
@@ -2446,40 +978,21 @@
           <w:ilvl w:val="0"/>
           <w:numId w:val="1"/>
         </w:numPr>
-        <w:spacing w:line="440" w:lineRule="exact"/>
-        <w:ind w:leftChars="0" w:right="0"/>
-      </w:pPr>
+        <w:spacing w:after="0" w:line="480" w:lineRule="exact"/>
+        <w:ind w:leftChars="0" w:left="284" w:right="0" w:hanging="284"/>
+        <w:jc w:val="both"/>
+      </w:pPr>
+      <w:r>
+        <w:t>與世隔絕</w:t>
+      </w:r>
       <w:r>
         <w:rPr>
           <w:rFonts w:hint="eastAsia"/>
         </w:rPr>
-        <w:t>閨閣</w:t>
-      </w:r>
-      <w:r>
-        <w:rPr>
-          <w:rFonts w:hint="eastAsia"/>
-        </w:rPr>
         <w:t>：</w:t>
       </w:r>
       <w:r>
-        <w:rPr>
-          <w:rFonts w:hint="eastAsia"/>
-        </w:rPr>
-        <w:t>女子所居住的臥室。【例】這本小說寫的都是閨閣瑣事，兒女</w:t>
-      </w:r>
-      <w:proofErr w:type="gramStart"/>
-      <w:r>
-        <w:rPr>
-          <w:rFonts w:hint="eastAsia"/>
-        </w:rPr>
-        <w:t>閒</w:t>
-      </w:r>
-      <w:proofErr w:type="gramEnd"/>
-      <w:r>
-        <w:rPr>
-          <w:rFonts w:hint="eastAsia"/>
-        </w:rPr>
-        <w:t>情。</w:t>
+        <w:t>與外界的社會、人群完全斷絕接觸或聯繫。形容深閨環境的閉塞，突顯主角孤獨無依的處境。外界的繁華喧鬧與她無關，她只能獨自承受時間的流逝與寂寞。</w:t>
       </w:r>
     </w:p>
     <w:p>
@@ -2489,80 +1002,27 @@
           <w:ilvl w:val="0"/>
           <w:numId w:val="1"/>
         </w:numPr>
-        <w:spacing w:line="440" w:lineRule="exact"/>
-        <w:ind w:leftChars="0" w:right="0"/>
-      </w:pPr>
+        <w:spacing w:after="0" w:line="480" w:lineRule="exact"/>
+        <w:ind w:leftChars="0" w:left="284" w:right="0" w:hanging="284"/>
+        <w:jc w:val="both"/>
+      </w:pPr>
+      <w:r>
+        <w:t>聲色犬馬</w:t>
+      </w:r>
       <w:r>
         <w:rPr>
           <w:rFonts w:hint="eastAsia"/>
         </w:rPr>
-        <w:t>禁錮</w:t>
-      </w:r>
-      <w:r>
-        <w:rPr>
-          <w:rFonts w:hint="eastAsia"/>
-        </w:rPr>
-        <w:t>(</w:t>
-      </w:r>
-      <w:proofErr w:type="gramStart"/>
-      <w:r>
-        <w:rPr>
-          <w:rFonts w:hint="eastAsia"/>
-          <w:color w:val="FF0000"/>
-          <w:sz w:val="16"/>
-          <w:szCs w:val="16"/>
-        </w:rPr>
-        <w:t>ㄍㄨ</w:t>
-      </w:r>
-      <w:r>
-        <w:rPr>
-          <w:rFonts w:hint="eastAsia"/>
-          <w:color w:val="FF0000"/>
-          <w:sz w:val="16"/>
-          <w:szCs w:val="16"/>
-        </w:rPr>
-        <w:t>ˋ</w:t>
-      </w:r>
-      <w:proofErr w:type="gramEnd"/>
-      <w:r>
-        <w:rPr>
-          <w:rFonts w:hint="eastAsia"/>
-        </w:rPr>
-        <w:t>)</w:t>
-      </w:r>
-    </w:p>
-    <w:p>
-      <w:pPr>
-        <w:pStyle w:val="aa"/>
-        <w:numPr>
-          <w:ilvl w:val="0"/>
-          <w:numId w:val="39"/>
-        </w:numPr>
-        <w:spacing w:line="440" w:lineRule="exact"/>
-        <w:ind w:leftChars="0" w:right="0"/>
-      </w:pPr>
-      <w:r>
-        <w:rPr>
-          <w:rFonts w:hint="eastAsia"/>
-        </w:rPr>
-        <w:t>監禁。【例】他因犯行重大，長年被禁錮在監獄裡。</w:t>
-      </w:r>
-    </w:p>
-    <w:p>
-      <w:pPr>
-        <w:pStyle w:val="aa"/>
-        <w:numPr>
-          <w:ilvl w:val="0"/>
-          <w:numId w:val="39"/>
-        </w:numPr>
-        <w:spacing w:line="440" w:lineRule="exact"/>
-        <w:ind w:leftChars="0" w:right="0"/>
-      </w:pPr>
-      <w:r>
-        <w:rPr>
-          <w:rFonts w:hint="eastAsia"/>
-        </w:rPr>
-        <w:t>限制、束縛。【例】禁錮的頭腦永遠無法與自由奔放的頭腦競爭，所以約束人類的思想，就會抑制人類的創造發明。</w:t>
+        <w:t>：</w:t>
+      </w:r>
+      <w:r>
+        <w:t>形容沉溺於歌舞、美色、遊獵與賭博等荒淫奢華的享樂生活（「聲」指歌舞，「色」指美色，「犬馬」指打獵遊玩）。用來對比男子在外的流連忘返與沉迷享樂</w:t>
+      </w:r>
+      <w:r>
+        <w:br/>
+      </w:r>
+      <w:r>
+        <w:t>，襯托出留守家中、望穿秋水的女子是多麼孤苦與被冷落。</w:t>
       </w:r>
     </w:p>
     <w:p>
@@ -2572,79 +1032,21 @@
           <w:ilvl w:val="0"/>
           <w:numId w:val="1"/>
         </w:numPr>
-        <w:spacing w:line="440" w:lineRule="exact"/>
-        <w:ind w:leftChars="0" w:right="0"/>
-      </w:pPr>
-      <w:proofErr w:type="gramStart"/>
+        <w:spacing w:after="0" w:line="480" w:lineRule="exact"/>
+        <w:ind w:leftChars="0" w:left="284" w:right="0" w:hanging="284"/>
+        <w:jc w:val="both"/>
+      </w:pPr>
+      <w:r>
+        <w:t>疏離</w:t>
+      </w:r>
       <w:r>
         <w:rPr>
           <w:rFonts w:hint="eastAsia"/>
         </w:rPr>
-        <w:t>戕</w:t>
-      </w:r>
-      <w:proofErr w:type="gramEnd"/>
-      <w:r>
-        <w:rPr>
-          <w:rFonts w:hint="eastAsia"/>
-        </w:rPr>
-        <w:t>(</w:t>
-      </w:r>
-      <w:proofErr w:type="gramStart"/>
-      <w:r>
-        <w:rPr>
-          <w:rFonts w:hint="eastAsia"/>
-          <w:color w:val="FF0000"/>
-          <w:sz w:val="16"/>
-          <w:szCs w:val="16"/>
-        </w:rPr>
-        <w:t>ㄑㄧㄤ</w:t>
-      </w:r>
-      <w:r>
-        <w:rPr>
-          <w:rFonts w:hint="eastAsia"/>
-          <w:color w:val="FF0000"/>
-          <w:sz w:val="16"/>
-          <w:szCs w:val="16"/>
-        </w:rPr>
-        <w:t>ˊ</w:t>
-      </w:r>
-      <w:proofErr w:type="gramEnd"/>
-      <w:r>
-        <w:rPr>
-          <w:rFonts w:hint="eastAsia"/>
-        </w:rPr>
-        <w:t>)</w:t>
-      </w:r>
-      <w:r>
-        <w:rPr>
-          <w:rFonts w:hint="eastAsia"/>
-        </w:rPr>
-        <w:t>害</w:t>
-      </w:r>
-      <w:r>
-        <w:rPr>
-          <w:rFonts w:hint="eastAsia"/>
-        </w:rPr>
         <w:t>：</w:t>
       </w:r>
       <w:r>
-        <w:rPr>
-          <w:rFonts w:hint="eastAsia"/>
-        </w:rPr>
-        <w:t>殺害、傷害。</w:t>
-      </w:r>
-    </w:p>
-    <w:p>
-      <w:pPr>
-        <w:pStyle w:val="aa"/>
-        <w:spacing w:line="440" w:lineRule="exact"/>
-        <w:ind w:leftChars="0" w:right="0" w:firstLine="0"/>
-      </w:pPr>
-      <w:r>
-        <w:rPr>
-          <w:rFonts w:hint="eastAsia"/>
-        </w:rPr>
-        <w:t>【例】只灌輸而不啟發的教育方式，將會戕害小孩子豐富的想像力。</w:t>
+        <w:t>彼此之間的感情、關係變得冷漠、生疏或距離遙遠。指夫妻或戀人之間因空間阻隔與心靈無法溝通，導致情感日漸淡漠、斷裂，再也無法回到親密無間的狀態。</w:t>
       </w:r>
     </w:p>
     <w:p>
@@ -2654,52 +1056,21 @@
           <w:ilvl w:val="0"/>
           <w:numId w:val="1"/>
         </w:numPr>
-        <w:spacing w:line="440" w:lineRule="exact"/>
-        <w:ind w:leftChars="0" w:right="0"/>
-      </w:pPr>
+        <w:spacing w:after="0" w:line="480" w:lineRule="exact"/>
+        <w:ind w:leftChars="0" w:left="284" w:right="0" w:hanging="284"/>
+        <w:jc w:val="both"/>
+      </w:pPr>
+      <w:r>
+        <w:t>動人心魄</w:t>
+      </w:r>
       <w:r>
         <w:rPr>
           <w:rFonts w:hint="eastAsia"/>
         </w:rPr>
-        <w:t>幽邃</w:t>
-      </w:r>
-      <w:r>
-        <w:rPr>
-          <w:rFonts w:hint="eastAsia"/>
-        </w:rPr>
-        <w:t>(</w:t>
-      </w:r>
-      <w:proofErr w:type="gramStart"/>
-      <w:r>
-        <w:rPr>
-          <w:rFonts w:hint="eastAsia"/>
-          <w:color w:val="FF0000"/>
-          <w:sz w:val="16"/>
-          <w:szCs w:val="16"/>
-        </w:rPr>
-        <w:t>ㄙㄨㄟ</w:t>
-      </w:r>
-      <w:r>
-        <w:rPr>
-          <w:rFonts w:hint="eastAsia"/>
-          <w:color w:val="FF0000"/>
-          <w:sz w:val="16"/>
-          <w:szCs w:val="16"/>
-        </w:rPr>
-        <w:t>ˋ</w:t>
-      </w:r>
-      <w:proofErr w:type="gramEnd"/>
-      <w:r>
-        <w:rPr>
-          <w:rFonts w:hint="eastAsia"/>
-        </w:rPr>
-        <w:t>)：</w:t>
-      </w:r>
-      <w:r>
-        <w:rPr>
-          <w:rFonts w:hint="eastAsia"/>
-        </w:rPr>
-        <w:t>深而遠。</w:t>
+        <w:t>：</w:t>
+      </w:r>
+      <w:r>
+        <w:t>使人感動、震撼或受到的觸動極為深刻（「魄」指精神、靈魂）。用來讚賞文學作品或藝術表現力極強，能夠深深觸動讀者的內心深處，讓人久久不能平靜。</w:t>
       </w:r>
     </w:p>
     <w:p>
@@ -2709,14 +1080,15 @@
           <w:ilvl w:val="0"/>
           <w:numId w:val="1"/>
         </w:numPr>
-        <w:spacing w:line="440" w:lineRule="exact"/>
-        <w:ind w:leftChars="0" w:right="0"/>
-      </w:pPr>
-      <w:r>
+        <w:spacing w:after="0" w:line="480" w:lineRule="exact"/>
+        <w:ind w:leftChars="0" w:left="284" w:right="0" w:hanging="284"/>
+        <w:jc w:val="both"/>
         <w:rPr>
           <w:rFonts w:hint="eastAsia"/>
         </w:rPr>
-        <w:t>優裕</w:t>
+      </w:pPr>
+      <w:r>
+        <w:t>慰藉</w:t>
       </w:r>
       <w:r>
         <w:rPr>
@@ -2725,599 +1097,11 @@
         <w:t>：</w:t>
       </w:r>
       <w:r>
-        <w:rPr>
-          <w:rFonts w:hint="eastAsia"/>
-        </w:rPr>
-        <w:t>充足、富裕。如：「生活優裕」。</w:t>
-      </w:r>
-    </w:p>
-    <w:p>
-      <w:pPr>
-        <w:pStyle w:val="aa"/>
-        <w:numPr>
-          <w:ilvl w:val="0"/>
-          <w:numId w:val="1"/>
-        </w:numPr>
-        <w:spacing w:line="440" w:lineRule="exact"/>
-        <w:ind w:leftChars="0" w:right="0"/>
-      </w:pPr>
-      <w:r>
-        <w:rPr>
-          <w:rFonts w:hint="eastAsia"/>
-        </w:rPr>
-        <w:t>渾成</w:t>
-      </w:r>
-      <w:r>
-        <w:rPr>
-          <w:rFonts w:hint="eastAsia"/>
-        </w:rPr>
-        <w:t>：</w:t>
-      </w:r>
-      <w:proofErr w:type="gramStart"/>
-      <w:r>
-        <w:rPr>
-          <w:rFonts w:hint="eastAsia"/>
-        </w:rPr>
-        <w:t>天然而</w:t>
-      </w:r>
-      <w:proofErr w:type="gramEnd"/>
-      <w:r>
-        <w:rPr>
-          <w:rFonts w:hint="eastAsia"/>
-        </w:rPr>
-        <w:t>成。</w:t>
-      </w:r>
-    </w:p>
-    <w:p>
-      <w:pPr>
-        <w:pStyle w:val="aa"/>
-        <w:numPr>
-          <w:ilvl w:val="0"/>
-          <w:numId w:val="1"/>
-        </w:numPr>
-        <w:spacing w:line="440" w:lineRule="exact"/>
-        <w:ind w:leftChars="0" w:right="0"/>
-      </w:pPr>
-      <w:r>
-        <w:rPr>
-          <w:rFonts w:hint="eastAsia"/>
-        </w:rPr>
-        <w:t>蹂躪</w:t>
-      </w:r>
-      <w:r>
-        <w:rPr>
-          <w:rFonts w:hint="eastAsia"/>
-        </w:rPr>
-        <w:t>(</w:t>
-      </w:r>
-      <w:proofErr w:type="gramStart"/>
-      <w:r>
-        <w:rPr>
-          <w:rFonts w:hint="eastAsia"/>
-          <w:color w:val="FF0000"/>
-          <w:sz w:val="16"/>
-          <w:szCs w:val="16"/>
-        </w:rPr>
-        <w:t>ㄖㄡ</w:t>
-      </w:r>
-      <w:r>
-        <w:rPr>
-          <w:rFonts w:hint="eastAsia"/>
-          <w:color w:val="FF0000"/>
-          <w:sz w:val="16"/>
-          <w:szCs w:val="16"/>
-        </w:rPr>
-        <w:t>ˊ</w:t>
-      </w:r>
-      <w:proofErr w:type="gramEnd"/>
-      <w:r>
-        <w:rPr>
-          <w:rFonts w:hint="eastAsia"/>
-          <w:color w:val="FF0000"/>
-          <w:sz w:val="16"/>
-          <w:szCs w:val="16"/>
-        </w:rPr>
-        <w:t xml:space="preserve"> </w:t>
-      </w:r>
-      <w:proofErr w:type="gramStart"/>
-      <w:r>
-        <w:rPr>
-          <w:rFonts w:hint="eastAsia"/>
-          <w:color w:val="FF0000"/>
-          <w:sz w:val="16"/>
-          <w:szCs w:val="16"/>
-        </w:rPr>
-        <w:t>ㄌㄧㄣ</w:t>
-      </w:r>
-      <w:r>
-        <w:rPr>
-          <w:rFonts w:hint="eastAsia"/>
-          <w:color w:val="FF0000"/>
-          <w:sz w:val="16"/>
-          <w:szCs w:val="16"/>
-        </w:rPr>
-        <w:t>ˋ</w:t>
-      </w:r>
-      <w:proofErr w:type="gramEnd"/>
-      <w:r>
-        <w:rPr>
-          <w:rFonts w:hint="eastAsia"/>
-        </w:rPr>
-        <w:t>)：</w:t>
-      </w:r>
-      <w:r>
-        <w:rPr>
-          <w:rFonts w:hint="eastAsia"/>
-        </w:rPr>
-        <w:t>踐踏。比喻侮辱、摧殘。</w:t>
-      </w:r>
-    </w:p>
-    <w:p>
-      <w:pPr>
-        <w:pStyle w:val="aa"/>
-        <w:spacing w:line="440" w:lineRule="exact"/>
-        <w:ind w:leftChars="0" w:right="0" w:firstLine="0"/>
-      </w:pPr>
-      <w:r>
-        <w:rPr>
-          <w:rFonts w:hint="eastAsia"/>
-        </w:rPr>
-        <w:t>【例】二次大戰時，日本發動侵華戰爭，中國有不少城市都受到日軍蹂躪。</w:t>
-      </w:r>
-    </w:p>
-    <w:p>
-      <w:pPr>
-        <w:pStyle w:val="aa"/>
-        <w:numPr>
-          <w:ilvl w:val="0"/>
-          <w:numId w:val="1"/>
-        </w:numPr>
-        <w:spacing w:line="440" w:lineRule="exact"/>
-        <w:ind w:leftChars="0" w:right="0"/>
-      </w:pPr>
-      <w:r>
-        <w:rPr>
-          <w:rFonts w:hint="eastAsia"/>
-        </w:rPr>
-        <w:t>薄</w:t>
-      </w:r>
-      <w:proofErr w:type="gramStart"/>
-      <w:r>
-        <w:rPr>
-          <w:rFonts w:hint="eastAsia"/>
-        </w:rPr>
-        <w:t>倖</w:t>
-      </w:r>
-      <w:proofErr w:type="gramEnd"/>
-      <w:r>
-        <w:rPr>
-          <w:rFonts w:hint="eastAsia"/>
-        </w:rPr>
-        <w:t>(</w:t>
-      </w:r>
-      <w:proofErr w:type="gramStart"/>
-      <w:r>
-        <w:rPr>
-          <w:rFonts w:hint="eastAsia"/>
-          <w:color w:val="FF0000"/>
-          <w:sz w:val="16"/>
-          <w:szCs w:val="16"/>
-        </w:rPr>
-        <w:t>ㄒㄧㄥ</w:t>
-      </w:r>
-      <w:r>
-        <w:rPr>
-          <w:rFonts w:hint="eastAsia"/>
-          <w:color w:val="FF0000"/>
-          <w:sz w:val="16"/>
-          <w:szCs w:val="16"/>
-        </w:rPr>
-        <w:t>ˋ</w:t>
-      </w:r>
-      <w:proofErr w:type="gramEnd"/>
-      <w:r>
-        <w:rPr>
-          <w:rFonts w:hint="eastAsia"/>
-        </w:rPr>
-        <w:t>)：</w:t>
-      </w:r>
-      <w:r>
-        <w:rPr>
-          <w:rFonts w:hint="eastAsia"/>
-        </w:rPr>
-        <w:t>薄情、無情。</w:t>
-      </w:r>
-    </w:p>
-    <w:p>
-      <w:pPr>
-        <w:pStyle w:val="aa"/>
-        <w:numPr>
-          <w:ilvl w:val="0"/>
-          <w:numId w:val="1"/>
-        </w:numPr>
-        <w:spacing w:line="440" w:lineRule="exact"/>
-        <w:ind w:leftChars="0" w:right="0"/>
-      </w:pPr>
-      <w:r>
-        <w:rPr>
-          <w:rFonts w:hint="eastAsia"/>
-        </w:rPr>
-        <w:t>冶遊</w:t>
-      </w:r>
-      <w:r>
-        <w:rPr>
-          <w:rFonts w:hint="eastAsia"/>
-        </w:rPr>
-        <w:t>：</w:t>
-      </w:r>
-      <w:r>
-        <w:rPr>
-          <w:rFonts w:hint="eastAsia"/>
-        </w:rPr>
-        <w:t>男女在春天或節日</w:t>
-      </w:r>
-      <w:proofErr w:type="gramStart"/>
-      <w:r>
-        <w:rPr>
-          <w:rFonts w:hint="eastAsia"/>
-        </w:rPr>
-        <w:t>裏</w:t>
-      </w:r>
-      <w:proofErr w:type="gramEnd"/>
-      <w:r>
-        <w:rPr>
-          <w:rFonts w:hint="eastAsia"/>
-        </w:rPr>
-        <w:t>外出遊玩。後來專指嫖妓</w:t>
-      </w:r>
-      <w:r>
-        <w:rPr>
-          <w:rFonts w:hint="eastAsia"/>
-        </w:rPr>
-        <w:t>。</w:t>
-      </w:r>
-    </w:p>
-    <w:p>
-      <w:pPr>
-        <w:pStyle w:val="aa"/>
-        <w:numPr>
-          <w:ilvl w:val="0"/>
-          <w:numId w:val="1"/>
-        </w:numPr>
-        <w:spacing w:line="440" w:lineRule="exact"/>
-        <w:ind w:leftChars="0" w:right="0"/>
-      </w:pPr>
-      <w:r>
-        <w:rPr>
-          <w:rFonts w:hint="eastAsia"/>
-        </w:rPr>
-        <w:t>封建</w:t>
-      </w:r>
-      <w:r>
-        <w:rPr>
-          <w:rFonts w:hint="eastAsia"/>
-        </w:rPr>
-        <w:t>：</w:t>
-      </w:r>
-      <w:r>
-        <w:rPr>
-          <w:rFonts w:hint="eastAsia"/>
-        </w:rPr>
-        <w:t>比喻守舊</w:t>
-      </w:r>
-      <w:proofErr w:type="gramStart"/>
-      <w:r>
-        <w:rPr>
-          <w:rFonts w:hint="eastAsia"/>
-        </w:rPr>
-        <w:t>沉</w:t>
-      </w:r>
-      <w:proofErr w:type="gramEnd"/>
-      <w:r>
-        <w:rPr>
-          <w:rFonts w:hint="eastAsia"/>
-        </w:rPr>
-        <w:t>腐的思想意識。</w:t>
-      </w:r>
-    </w:p>
-    <w:p>
-      <w:pPr>
-        <w:pStyle w:val="aa"/>
-        <w:spacing w:line="440" w:lineRule="exact"/>
-        <w:ind w:leftChars="0" w:right="0" w:firstLine="0"/>
-      </w:pPr>
-      <w:r>
-        <w:rPr>
-          <w:rFonts w:hint="eastAsia"/>
-        </w:rPr>
-        <w:t>【例】</w:t>
-      </w:r>
-      <w:r>
-        <w:rPr>
-          <w:rFonts w:hint="eastAsia"/>
-        </w:rPr>
-        <w:t>「封建社會」、「在現代年輕人身上，男尊女卑的封建思維已不多見。」</w:t>
-      </w:r>
-    </w:p>
-    <w:p>
-      <w:pPr>
-        <w:pStyle w:val="aa"/>
-        <w:numPr>
-          <w:ilvl w:val="0"/>
-          <w:numId w:val="1"/>
-        </w:numPr>
-        <w:spacing w:line="440" w:lineRule="exact"/>
-        <w:ind w:leftChars="0" w:right="0"/>
-      </w:pPr>
-      <w:r>
-        <w:rPr>
-          <w:rFonts w:hint="eastAsia"/>
-        </w:rPr>
-        <w:t>禮教：</w:t>
-      </w:r>
-      <w:r>
-        <w:rPr>
-          <w:rFonts w:hint="eastAsia"/>
-        </w:rPr>
-        <w:t>禮儀教化。【例】如果人人能遵循禮教，那麼社會必然祥和安樂。</w:t>
-      </w:r>
-    </w:p>
-    <w:p>
-      <w:pPr>
-        <w:pStyle w:val="aa"/>
-        <w:numPr>
-          <w:ilvl w:val="0"/>
-          <w:numId w:val="1"/>
-        </w:numPr>
-        <w:spacing w:line="440" w:lineRule="exact"/>
-        <w:ind w:leftChars="0" w:right="0"/>
-      </w:pPr>
-      <w:proofErr w:type="gramStart"/>
-      <w:r>
-        <w:rPr>
-          <w:rFonts w:hint="eastAsia"/>
-        </w:rPr>
-        <w:t>韶</w:t>
-      </w:r>
-      <w:proofErr w:type="gramEnd"/>
-      <w:r>
-        <w:rPr>
-          <w:rFonts w:hint="eastAsia"/>
-        </w:rPr>
-        <w:t>(</w:t>
-      </w:r>
-      <w:proofErr w:type="gramStart"/>
-      <w:r>
-        <w:rPr>
-          <w:rFonts w:hint="eastAsia"/>
-          <w:color w:val="FF0000"/>
-          <w:sz w:val="16"/>
-          <w:szCs w:val="16"/>
-        </w:rPr>
-        <w:t>ㄕㄠ</w:t>
-      </w:r>
-      <w:r>
-        <w:rPr>
-          <w:rFonts w:hint="eastAsia"/>
-          <w:color w:val="FF0000"/>
-          <w:sz w:val="16"/>
-          <w:szCs w:val="16"/>
-        </w:rPr>
-        <w:t>ˊ</w:t>
-      </w:r>
-      <w:proofErr w:type="gramEnd"/>
-      <w:r>
-        <w:rPr>
-          <w:rFonts w:hint="eastAsia"/>
-        </w:rPr>
-        <w:t>)</w:t>
-      </w:r>
-      <w:r>
-        <w:rPr>
-          <w:rFonts w:hint="eastAsia"/>
-        </w:rPr>
-        <w:t>華</w:t>
-      </w:r>
-    </w:p>
-    <w:p>
-      <w:pPr>
-        <w:pStyle w:val="aa"/>
-        <w:numPr>
-          <w:ilvl w:val="0"/>
-          <w:numId w:val="40"/>
-        </w:numPr>
-        <w:spacing w:line="440" w:lineRule="exact"/>
-        <w:ind w:leftChars="0" w:right="0"/>
-      </w:pPr>
-      <w:r>
-        <w:rPr>
-          <w:rFonts w:hint="eastAsia"/>
-        </w:rPr>
-        <w:t>青春年華。【例】他正值</w:t>
-      </w:r>
-      <w:proofErr w:type="gramStart"/>
-      <w:r>
-        <w:rPr>
-          <w:rFonts w:hint="eastAsia"/>
-        </w:rPr>
-        <w:t>韶</w:t>
-      </w:r>
-      <w:proofErr w:type="gramEnd"/>
-      <w:r>
-        <w:rPr>
-          <w:rFonts w:hint="eastAsia"/>
-        </w:rPr>
-        <w:t>華少年時，舉手投足間，總是意氣風發，神采飛揚。</w:t>
-      </w:r>
-    </w:p>
-    <w:p>
-      <w:pPr>
-        <w:pStyle w:val="aa"/>
-        <w:numPr>
-          <w:ilvl w:val="0"/>
-          <w:numId w:val="40"/>
-        </w:numPr>
-        <w:spacing w:line="440" w:lineRule="exact"/>
-        <w:ind w:leftChars="0" w:right="0"/>
-      </w:pPr>
-      <w:r>
-        <w:rPr>
-          <w:rFonts w:hint="eastAsia"/>
-        </w:rPr>
-        <w:t>美好的光陰。【例】</w:t>
-      </w:r>
-      <w:proofErr w:type="gramStart"/>
-      <w:r>
-        <w:rPr>
-          <w:rFonts w:hint="eastAsia"/>
-        </w:rPr>
-        <w:t>韶華易逝</w:t>
-      </w:r>
-      <w:proofErr w:type="gramEnd"/>
-      <w:r>
-        <w:rPr>
-          <w:rFonts w:hint="eastAsia"/>
-        </w:rPr>
-        <w:t>，青春難再。</w:t>
-      </w:r>
-    </w:p>
-    <w:p>
-      <w:pPr>
-        <w:pStyle w:val="aa"/>
-        <w:numPr>
-          <w:ilvl w:val="0"/>
-          <w:numId w:val="1"/>
-        </w:numPr>
-        <w:spacing w:line="440" w:lineRule="exact"/>
-        <w:ind w:leftChars="0" w:right="0"/>
-      </w:pPr>
-      <w:r>
-        <w:rPr>
-          <w:rFonts w:hint="eastAsia"/>
-        </w:rPr>
-        <w:t>淚光</w:t>
-      </w:r>
-      <w:proofErr w:type="gramStart"/>
-      <w:r>
-        <w:rPr>
-          <w:rFonts w:hint="eastAsia"/>
-        </w:rPr>
-        <w:t>瑩瑩</w:t>
-      </w:r>
-      <w:proofErr w:type="gramEnd"/>
-      <w:r>
-        <w:rPr>
-          <w:rFonts w:hint="eastAsia"/>
-        </w:rPr>
-        <w:t>：即淚眼盈</w:t>
-      </w:r>
-      <w:proofErr w:type="gramStart"/>
-      <w:r>
-        <w:rPr>
-          <w:rFonts w:hint="eastAsia"/>
-        </w:rPr>
-        <w:t>盈</w:t>
-      </w:r>
-      <w:proofErr w:type="gramEnd"/>
-      <w:r>
-        <w:rPr>
-          <w:rFonts w:hint="eastAsia"/>
-        </w:rPr>
-        <w:t>，</w:t>
-      </w:r>
-      <w:r>
-        <w:rPr>
-          <w:rFonts w:hint="eastAsia"/>
-        </w:rPr>
-        <w:t>眼淚在眼眶裡打轉</w:t>
-      </w:r>
-      <w:r>
-        <w:rPr>
-          <w:rFonts w:hint="eastAsia"/>
-        </w:rPr>
-        <w:t>。</w:t>
-      </w:r>
-    </w:p>
-    <w:p>
-      <w:pPr>
-        <w:pStyle w:val="aa"/>
-        <w:numPr>
-          <w:ilvl w:val="0"/>
-          <w:numId w:val="1"/>
-        </w:numPr>
-        <w:spacing w:line="440" w:lineRule="exact"/>
-        <w:ind w:leftChars="0" w:right="0"/>
-      </w:pPr>
-      <w:r>
-        <w:rPr>
-          <w:rFonts w:hint="eastAsia"/>
-        </w:rPr>
-        <w:t>深</w:t>
-      </w:r>
-      <w:proofErr w:type="gramStart"/>
-      <w:r>
-        <w:rPr>
-          <w:rFonts w:hint="eastAsia"/>
-        </w:rPr>
-        <w:t>婉不</w:t>
-      </w:r>
-      <w:proofErr w:type="gramEnd"/>
-      <w:r>
-        <w:rPr>
-          <w:rFonts w:hint="eastAsia"/>
-        </w:rPr>
-        <w:t>迫</w:t>
-      </w:r>
-      <w:r>
-        <w:rPr>
-          <w:rFonts w:hint="eastAsia"/>
-        </w:rPr>
-        <w:t>：</w:t>
-      </w:r>
-      <w:r>
-        <w:rPr>
-          <w:rFonts w:hint="eastAsia"/>
-        </w:rPr>
-        <w:t>含蓄委婉</w:t>
-      </w:r>
-      <w:r>
-        <w:rPr>
-          <w:rFonts w:hint="eastAsia"/>
-        </w:rPr>
-        <w:t>。</w:t>
-      </w:r>
-    </w:p>
-    <w:p>
-      <w:pPr>
-        <w:pStyle w:val="aa"/>
-        <w:numPr>
-          <w:ilvl w:val="0"/>
-          <w:numId w:val="1"/>
-        </w:numPr>
-        <w:spacing w:line="440" w:lineRule="exact"/>
-        <w:ind w:leftChars="0" w:right="0"/>
-      </w:pPr>
-      <w:r>
-        <w:rPr>
-          <w:rFonts w:hint="eastAsia"/>
-        </w:rPr>
-        <w:t>曲折有致</w:t>
-      </w:r>
-      <w:r>
-        <w:rPr>
-          <w:rFonts w:hint="eastAsia"/>
-        </w:rPr>
-        <w:t>：</w:t>
-      </w:r>
-      <w:r>
-        <w:rPr>
-          <w:rFonts w:hint="eastAsia"/>
-        </w:rPr>
-        <w:t>委婉而有情趣。</w:t>
+        <w:t>安慰、撫慰（使悲傷、焦慮的心靈得到平靜與寄託）。指主角在面對強烈的孤獨與環境打擊時，內心渴望獲得的一種情感支持或心靈救贖，但在詞中卻因「花不語」而落空。</w:t>
       </w:r>
     </w:p>
     <w:sectPr>
-      <w:footerReference w:type="default" r:id="rId14"/>
+      <w:footerReference w:type="default" r:id="rId9"/>
       <w:pgSz w:w="11906" w:h="16838"/>
       <w:pgMar w:top="567" w:right="567" w:bottom="567" w:left="567" w:header="0" w:footer="0" w:gutter="0"/>
       <w:cols w:space="720"/>
@@ -3328,7 +1112,7 @@
 </file>
 
 <file path=word/endnotes.xml><?xml version="1.0" encoding="utf-8"?>
-<w:endnotes xmlns:wpc="http://schemas.microsoft.com/office/word/2010/wordprocessingCanvas" xmlns:cx="http://schemas.microsoft.com/office/drawing/2014/chartex" xmlns:cx1="http://schemas.microsoft.com/office/drawing/2015/9/8/chartex" xmlns:cx2="http://schemas.microsoft.com/office/drawing/2015/10/21/chartex" xmlns:cx3="http://schemas.microsoft.com/office/drawing/2016/5/9/chartex" xmlns:cx4="http://schemas.microsoft.com/office/drawing/2016/5/10/chartex" xmlns:cx5="http://schemas.microsoft.com/office/drawing/2016/5/11/chartex" xmlns:cx6="http://schemas.microsoft.com/office/drawing/2016/5/12/chartex" xmlns:cx7="http://schemas.microsoft.com/office/drawing/2016/5/13/chartex" xmlns:cx8="http://schemas.microsoft.com/office/drawing/2016/5/14/chartex" xmlns:mc="http://schemas.openxmlformats.org/markup-compatibility/2006" xmlns:aink="http://schemas.microsoft.com/office/drawing/2016/ink" xmlns:am3d="http://schemas.microsoft.com/office/drawing/2017/model3d" xmlns:o="urn:schemas-microsoft-com:office:office" xmlns:r="http://schemas.openxmlformats.org/officeDocument/2006/relationships" xmlns:m="http://schemas.openxmlformats.org/officeDocument/2006/math" xmlns:v="urn:schemas-microsoft-com:vml" xmlns:wp14="http://schemas.microsoft.com/office/word/2010/wordprocessingDrawing" xmlns:wp="http://schemas.openxmlformats.org/drawingml/2006/wordprocessingDrawing" xmlns:w10="urn:schemas-microsoft-com:office:word" xmlns:w="http://schemas.openxmlformats.org/wordprocessingml/2006/main" xmlns:w14="http://schemas.microsoft.com/office/word/2010/wordml" xmlns:w15="http://schemas.microsoft.com/office/word/2012/wordml" xmlns:w16cex="http://schemas.microsoft.com/office/word/2018/wordml/cex" xmlns:w16cid="http://schemas.microsoft.com/office/word/2016/wordml/cid" xmlns:w16="http://schemas.microsoft.com/office/word/2018/wordml" xmlns:w16sdtdh="http://schemas.microsoft.com/office/word/2020/wordml/sdtdatahash" xmlns:w16se="http://schemas.microsoft.com/office/word/2015/wordml/symex" xmlns:wpg="http://schemas.microsoft.com/office/word/2010/wordprocessingGroup" xmlns:wpi="http://schemas.microsoft.com/office/word/2010/wordprocessingInk" xmlns:wne="http://schemas.microsoft.com/office/word/2006/wordml" xmlns:wps="http://schemas.microsoft.com/office/word/2010/wordprocessingShape" mc:Ignorable="w14 w15 w16se w16cid w16 w16cex w16sdtdh wp14">
+<w:endnotes xmlns:wpc="http://schemas.microsoft.com/office/word/2010/wordprocessingCanvas" xmlns:cx="http://schemas.microsoft.com/office/drawing/2014/chartex" xmlns:cx1="http://schemas.microsoft.com/office/drawing/2015/9/8/chartex" xmlns:cx2="http://schemas.microsoft.com/office/drawing/2015/10/21/chartex" xmlns:cx3="http://schemas.microsoft.com/office/drawing/2016/5/9/chartex" xmlns:cx4="http://schemas.microsoft.com/office/drawing/2016/5/10/chartex" xmlns:cx5="http://schemas.microsoft.com/office/drawing/2016/5/11/chartex" xmlns:cx6="http://schemas.microsoft.com/office/drawing/2016/5/12/chartex" xmlns:cx7="http://schemas.microsoft.com/office/drawing/2016/5/13/chartex" xmlns:cx8="http://schemas.microsoft.com/office/drawing/2016/5/14/chartex" xmlns:mc="http://schemas.openxmlformats.org/markup-compatibility/2006" xmlns:aink="http://schemas.microsoft.com/office/drawing/2016/ink" xmlns:am3d="http://schemas.microsoft.com/office/drawing/2017/model3d" xmlns:o="urn:schemas-microsoft-com:office:office" xmlns:oel="http://schemas.microsoft.com/office/2019/extlst" xmlns:r="http://schemas.openxmlformats.org/officeDocument/2006/relationships" xmlns:m="http://schemas.openxmlformats.org/officeDocument/2006/math" xmlns:v="urn:schemas-microsoft-com:vml" xmlns:wp14="http://schemas.microsoft.com/office/word/2010/wordprocessingDrawing" xmlns:wp="http://schemas.openxmlformats.org/drawingml/2006/wordprocessingDrawing" xmlns:w10="urn:schemas-microsoft-com:office:word" xmlns:w="http://schemas.openxmlformats.org/wordprocessingml/2006/main" xmlns:w14="http://schemas.microsoft.com/office/word/2010/wordml" xmlns:w15="http://schemas.microsoft.com/office/word/2012/wordml" xmlns:w16cex="http://schemas.microsoft.com/office/word/2018/wordml/cex" xmlns:w16cid="http://schemas.microsoft.com/office/word/2016/wordml/cid" xmlns:w16="http://schemas.microsoft.com/office/word/2018/wordml" xmlns:w16du="http://schemas.microsoft.com/office/word/2023/wordml/word16du" xmlns:w16sdtdh="http://schemas.microsoft.com/office/word/2020/wordml/sdtdatahash" xmlns:w16sdtfl="http://schemas.microsoft.com/office/word/2024/wordml/sdtformatlock" xmlns:w16se="http://schemas.microsoft.com/office/word/2015/wordml/symex" xmlns:wpg="http://schemas.microsoft.com/office/word/2010/wordprocessingGroup" xmlns:wpi="http://schemas.microsoft.com/office/word/2010/wordprocessingInk" xmlns:wne="http://schemas.microsoft.com/office/word/2006/wordml" xmlns:wps="http://schemas.microsoft.com/office/word/2010/wordprocessingShape" mc:Ignorable="w14 w15 w16se w16cid w16 w16cex w16sdtdh w16sdtfl w16du wp14">
   <w:endnote w:type="separator" w:id="-1">
     <w:p>
       <w:pPr>
@@ -3353,7 +1137,7 @@
 </file>
 
 <file path=word/footer1.xml><?xml version="1.0" encoding="utf-8"?>
-<w:ftr xmlns:wpc="http://schemas.microsoft.com/office/word/2010/wordprocessingCanvas" xmlns:cx="http://schemas.microsoft.com/office/drawing/2014/chartex" xmlns:cx1="http://schemas.microsoft.com/office/drawing/2015/9/8/chartex" xmlns:cx2="http://schemas.microsoft.com/office/drawing/2015/10/21/chartex" xmlns:cx3="http://schemas.microsoft.com/office/drawing/2016/5/9/chartex" xmlns:cx4="http://schemas.microsoft.com/office/drawing/2016/5/10/chartex" xmlns:cx5="http://schemas.microsoft.com/office/drawing/2016/5/11/chartex" xmlns:cx6="http://schemas.microsoft.com/office/drawing/2016/5/12/chartex" xmlns:cx7="http://schemas.microsoft.com/office/drawing/2016/5/13/chartex" xmlns:cx8="http://schemas.microsoft.com/office/drawing/2016/5/14/chartex" xmlns:mc="http://schemas.openxmlformats.org/markup-compatibility/2006" xmlns:aink="http://schemas.microsoft.com/office/drawing/2016/ink" xmlns:am3d="http://schemas.microsoft.com/office/drawing/2017/model3d" xmlns:o="urn:schemas-microsoft-com:office:office" xmlns:r="http://schemas.openxmlformats.org/officeDocument/2006/relationships" xmlns:m="http://schemas.openxmlformats.org/officeDocument/2006/math" xmlns:v="urn:schemas-microsoft-com:vml" xmlns:wp14="http://schemas.microsoft.com/office/word/2010/wordprocessingDrawing" xmlns:wp="http://schemas.openxmlformats.org/drawingml/2006/wordprocessingDrawing" xmlns:w10="urn:schemas-microsoft-com:office:word" xmlns:w="http://schemas.openxmlformats.org/wordprocessingml/2006/main" xmlns:w14="http://schemas.microsoft.com/office/word/2010/wordml" xmlns:w15="http://schemas.microsoft.com/office/word/2012/wordml" xmlns:w16cex="http://schemas.microsoft.com/office/word/2018/wordml/cex" xmlns:w16cid="http://schemas.microsoft.com/office/word/2016/wordml/cid" xmlns:w16="http://schemas.microsoft.com/office/word/2018/wordml" xmlns:w16sdtdh="http://schemas.microsoft.com/office/word/2020/wordml/sdtdatahash" xmlns:w16se="http://schemas.microsoft.com/office/word/2015/wordml/symex" xmlns:wpg="http://schemas.microsoft.com/office/word/2010/wordprocessingGroup" xmlns:wpi="http://schemas.microsoft.com/office/word/2010/wordprocessingInk" xmlns:wne="http://schemas.microsoft.com/office/word/2006/wordml" xmlns:wps="http://schemas.microsoft.com/office/word/2010/wordprocessingShape" mc:Ignorable="w14 w15 w16se w16cid w16 w16cex w16sdtdh wp14">
+<w:ftr xmlns:wpc="http://schemas.microsoft.com/office/word/2010/wordprocessingCanvas" xmlns:cx="http://schemas.microsoft.com/office/drawing/2014/chartex" xmlns:cx1="http://schemas.microsoft.com/office/drawing/2015/9/8/chartex" xmlns:cx2="http://schemas.microsoft.com/office/drawing/2015/10/21/chartex" xmlns:cx3="http://schemas.microsoft.com/office/drawing/2016/5/9/chartex" xmlns:cx4="http://schemas.microsoft.com/office/drawing/2016/5/10/chartex" xmlns:cx5="http://schemas.microsoft.com/office/drawing/2016/5/11/chartex" xmlns:cx6="http://schemas.microsoft.com/office/drawing/2016/5/12/chartex" xmlns:cx7="http://schemas.microsoft.com/office/drawing/2016/5/13/chartex" xmlns:cx8="http://schemas.microsoft.com/office/drawing/2016/5/14/chartex" xmlns:mc="http://schemas.openxmlformats.org/markup-compatibility/2006" xmlns:aink="http://schemas.microsoft.com/office/drawing/2016/ink" xmlns:am3d="http://schemas.microsoft.com/office/drawing/2017/model3d" xmlns:o="urn:schemas-microsoft-com:office:office" xmlns:oel="http://schemas.microsoft.com/office/2019/extlst" xmlns:r="http://schemas.openxmlformats.org/officeDocument/2006/relationships" xmlns:m="http://schemas.openxmlformats.org/officeDocument/2006/math" xmlns:v="urn:schemas-microsoft-com:vml" xmlns:wp14="http://schemas.microsoft.com/office/word/2010/wordprocessingDrawing" xmlns:wp="http://schemas.openxmlformats.org/drawingml/2006/wordprocessingDrawing" xmlns:w10="urn:schemas-microsoft-com:office:word" xmlns:w="http://schemas.openxmlformats.org/wordprocessingml/2006/main" xmlns:w14="http://schemas.microsoft.com/office/word/2010/wordml" xmlns:w15="http://schemas.microsoft.com/office/word/2012/wordml" xmlns:w16cex="http://schemas.microsoft.com/office/word/2018/wordml/cex" xmlns:w16cid="http://schemas.microsoft.com/office/word/2016/wordml/cid" xmlns:w16="http://schemas.microsoft.com/office/word/2018/wordml" xmlns:w16du="http://schemas.microsoft.com/office/word/2023/wordml/word16du" xmlns:w16sdtdh="http://schemas.microsoft.com/office/word/2020/wordml/sdtdatahash" xmlns:w16sdtfl="http://schemas.microsoft.com/office/word/2024/wordml/sdtformatlock" xmlns:w16se="http://schemas.microsoft.com/office/word/2015/wordml/symex" xmlns:wpg="http://schemas.microsoft.com/office/word/2010/wordprocessingGroup" xmlns:wpi="http://schemas.microsoft.com/office/word/2010/wordprocessingInk" xmlns:wne="http://schemas.microsoft.com/office/word/2006/wordml" xmlns:wps="http://schemas.microsoft.com/office/word/2010/wordprocessingShape" mc:Ignorable="w14 w15 w16se w16cid w16 w16cex w16sdtdh w16sdtfl w16du wp14">
   <w:sdt>
     <w:sdtPr>
       <w:id w:val="1495451635"/>
@@ -3362,11 +1146,11 @@
         <w:docPartUnique/>
       </w:docPartObj>
     </w:sdtPr>
-    <w:sdtEndPr/>
     <w:sdtContent>
       <w:p>
         <w:pPr>
           <w:pStyle w:val="a6"/>
+          <w:ind w:right="-1"/>
           <w:jc w:val="right"/>
         </w:pPr>
         <w:r>
@@ -3405,7 +1189,7 @@
 </file>
 
 <file path=word/footnotes.xml><?xml version="1.0" encoding="utf-8"?>
-<w:footnotes xmlns:wpc="http://schemas.microsoft.com/office/word/2010/wordprocessingCanvas" xmlns:cx="http://schemas.microsoft.com/office/drawing/2014/chartex" xmlns:cx1="http://schemas.microsoft.com/office/drawing/2015/9/8/chartex" xmlns:cx2="http://schemas.microsoft.com/office/drawing/2015/10/21/chartex" xmlns:cx3="http://schemas.microsoft.com/office/drawing/2016/5/9/chartex" xmlns:cx4="http://schemas.microsoft.com/office/drawing/2016/5/10/chartex" xmlns:cx5="http://schemas.microsoft.com/office/drawing/2016/5/11/chartex" xmlns:cx6="http://schemas.microsoft.com/office/drawing/2016/5/12/chartex" xmlns:cx7="http://schemas.microsoft.com/office/drawing/2016/5/13/chartex" xmlns:cx8="http://schemas.microsoft.com/office/drawing/2016/5/14/chartex" xmlns:mc="http://schemas.openxmlformats.org/markup-compatibility/2006" xmlns:aink="http://schemas.microsoft.com/office/drawing/2016/ink" xmlns:am3d="http://schemas.microsoft.com/office/drawing/2017/model3d" xmlns:o="urn:schemas-microsoft-com:office:office" xmlns:r="http://schemas.openxmlformats.org/officeDocument/2006/relationships" xmlns:m="http://schemas.openxmlformats.org/officeDocument/2006/math" xmlns:v="urn:schemas-microsoft-com:vml" xmlns:wp14="http://schemas.microsoft.com/office/word/2010/wordprocessingDrawing" xmlns:wp="http://schemas.openxmlformats.org/drawingml/2006/wordprocessingDrawing" xmlns:w10="urn:schemas-microsoft-com:office:word" xmlns:w="http://schemas.openxmlformats.org/wordprocessingml/2006/main" xmlns:w14="http://schemas.microsoft.com/office/word/2010/wordml" xmlns:w15="http://schemas.microsoft.com/office/word/2012/wordml" xmlns:w16cex="http://schemas.microsoft.com/office/word/2018/wordml/cex" xmlns:w16cid="http://schemas.microsoft.com/office/word/2016/wordml/cid" xmlns:w16="http://schemas.microsoft.com/office/word/2018/wordml" xmlns:w16sdtdh="http://schemas.microsoft.com/office/word/2020/wordml/sdtdatahash" xmlns:w16se="http://schemas.microsoft.com/office/word/2015/wordml/symex" xmlns:wpg="http://schemas.microsoft.com/office/word/2010/wordprocessingGroup" xmlns:wpi="http://schemas.microsoft.com/office/word/2010/wordprocessingInk" xmlns:wne="http://schemas.microsoft.com/office/word/2006/wordml" xmlns:wps="http://schemas.microsoft.com/office/word/2010/wordprocessingShape" mc:Ignorable="w14 w15 w16se w16cid w16 w16cex w16sdtdh wp14">
+<w:footnotes xmlns:wpc="http://schemas.microsoft.com/office/word/2010/wordprocessingCanvas" xmlns:cx="http://schemas.microsoft.com/office/drawing/2014/chartex" xmlns:cx1="http://schemas.microsoft.com/office/drawing/2015/9/8/chartex" xmlns:cx2="http://schemas.microsoft.com/office/drawing/2015/10/21/chartex" xmlns:cx3="http://schemas.microsoft.com/office/drawing/2016/5/9/chartex" xmlns:cx4="http://schemas.microsoft.com/office/drawing/2016/5/10/chartex" xmlns:cx5="http://schemas.microsoft.com/office/drawing/2016/5/11/chartex" xmlns:cx6="http://schemas.microsoft.com/office/drawing/2016/5/12/chartex" xmlns:cx7="http://schemas.microsoft.com/office/drawing/2016/5/13/chartex" xmlns:cx8="http://schemas.microsoft.com/office/drawing/2016/5/14/chartex" xmlns:mc="http://schemas.openxmlformats.org/markup-compatibility/2006" xmlns:aink="http://schemas.microsoft.com/office/drawing/2016/ink" xmlns:am3d="http://schemas.microsoft.com/office/drawing/2017/model3d" xmlns:o="urn:schemas-microsoft-com:office:office" xmlns:oel="http://schemas.microsoft.com/office/2019/extlst" xmlns:r="http://schemas.openxmlformats.org/officeDocument/2006/relationships" xmlns:m="http://schemas.openxmlformats.org/officeDocument/2006/math" xmlns:v="urn:schemas-microsoft-com:vml" xmlns:wp14="http://schemas.microsoft.com/office/word/2010/wordprocessingDrawing" xmlns:wp="http://schemas.openxmlformats.org/drawingml/2006/wordprocessingDrawing" xmlns:w10="urn:schemas-microsoft-com:office:word" xmlns:w="http://schemas.openxmlformats.org/wordprocessingml/2006/main" xmlns:w14="http://schemas.microsoft.com/office/word/2010/wordml" xmlns:w15="http://schemas.microsoft.com/office/word/2012/wordml" xmlns:w16cex="http://schemas.microsoft.com/office/word/2018/wordml/cex" xmlns:w16cid="http://schemas.microsoft.com/office/word/2016/wordml/cid" xmlns:w16="http://schemas.microsoft.com/office/word/2018/wordml" xmlns:w16du="http://schemas.microsoft.com/office/word/2023/wordml/word16du" xmlns:w16sdtdh="http://schemas.microsoft.com/office/word/2020/wordml/sdtdatahash" xmlns:w16sdtfl="http://schemas.microsoft.com/office/word/2024/wordml/sdtformatlock" xmlns:w16se="http://schemas.microsoft.com/office/word/2015/wordml/symex" xmlns:wpg="http://schemas.microsoft.com/office/word/2010/wordprocessingGroup" xmlns:wpi="http://schemas.microsoft.com/office/word/2010/wordprocessingInk" xmlns:wne="http://schemas.microsoft.com/office/word/2006/wordml" xmlns:wps="http://schemas.microsoft.com/office/word/2010/wordprocessingShape" mc:Ignorable="w14 w15 w16se w16cid w16 w16cex w16sdtdh w16sdtfl w16du wp14">
   <w:footnote w:type="separator" w:id="-1">
     <w:p>
       <w:pPr>
@@ -3430,7 +1214,7 @@
 </file>
 
 <file path=word/numbering.xml><?xml version="1.0" encoding="utf-8"?>
-<w:numbering xmlns:wpc="http://schemas.microsoft.com/office/word/2010/wordprocessingCanvas" xmlns:cx="http://schemas.microsoft.com/office/drawing/2014/chartex" xmlns:cx1="http://schemas.microsoft.com/office/drawing/2015/9/8/chartex" xmlns:cx2="http://schemas.microsoft.com/office/drawing/2015/10/21/chartex" xmlns:cx3="http://schemas.microsoft.com/office/drawing/2016/5/9/chartex" xmlns:cx4="http://schemas.microsoft.com/office/drawing/2016/5/10/chartex" xmlns:cx5="http://schemas.microsoft.com/office/drawing/2016/5/11/chartex" xmlns:cx6="http://schemas.microsoft.com/office/drawing/2016/5/12/chartex" xmlns:cx7="http://schemas.microsoft.com/office/drawing/2016/5/13/chartex" xmlns:cx8="http://schemas.microsoft.com/office/drawing/2016/5/14/chartex" xmlns:mc="http://schemas.openxmlformats.org/markup-compatibility/2006" xmlns:aink="http://schemas.microsoft.com/office/drawing/2016/ink" xmlns:am3d="http://schemas.microsoft.com/office/drawing/2017/model3d" xmlns:o="urn:schemas-microsoft-com:office:office" xmlns:r="http://schemas.openxmlformats.org/officeDocument/2006/relationships" xmlns:m="http://schemas.openxmlformats.org/officeDocument/2006/math" xmlns:v="urn:schemas-microsoft-com:vml" xmlns:wp14="http://schemas.microsoft.com/office/word/2010/wordprocessingDrawing" xmlns:wp="http://schemas.openxmlformats.org/drawingml/2006/wordprocessingDrawing" xmlns:w10="urn:schemas-microsoft-com:office:word" xmlns:w="http://schemas.openxmlformats.org/wordprocessingml/2006/main" xmlns:w14="http://schemas.microsoft.com/office/word/2010/wordml" xmlns:w15="http://schemas.microsoft.com/office/word/2012/wordml" xmlns:w16cex="http://schemas.microsoft.com/office/word/2018/wordml/cex" xmlns:w16cid="http://schemas.microsoft.com/office/word/2016/wordml/cid" xmlns:w16="http://schemas.microsoft.com/office/word/2018/wordml" xmlns:w16sdtdh="http://schemas.microsoft.com/office/word/2020/wordml/sdtdatahash" xmlns:w16se="http://schemas.microsoft.com/office/word/2015/wordml/symex" xmlns:wpg="http://schemas.microsoft.com/office/word/2010/wordprocessingGroup" xmlns:wpi="http://schemas.microsoft.com/office/word/2010/wordprocessingInk" xmlns:wne="http://schemas.microsoft.com/office/word/2006/wordml" xmlns:wps="http://schemas.microsoft.com/office/word/2010/wordprocessingShape" mc:Ignorable="w14 w15 w16se w16cid w16 w16cex w16sdtdh wp14">
+<w:numbering xmlns:wpc="http://schemas.microsoft.com/office/word/2010/wordprocessingCanvas" xmlns:cx="http://schemas.microsoft.com/office/drawing/2014/chartex" xmlns:cx1="http://schemas.microsoft.com/office/drawing/2015/9/8/chartex" xmlns:cx2="http://schemas.microsoft.com/office/drawing/2015/10/21/chartex" xmlns:cx3="http://schemas.microsoft.com/office/drawing/2016/5/9/chartex" xmlns:cx4="http://schemas.microsoft.com/office/drawing/2016/5/10/chartex" xmlns:cx5="http://schemas.microsoft.com/office/drawing/2016/5/11/chartex" xmlns:cx6="http://schemas.microsoft.com/office/drawing/2016/5/12/chartex" xmlns:cx7="http://schemas.microsoft.com/office/drawing/2016/5/13/chartex" xmlns:cx8="http://schemas.microsoft.com/office/drawing/2016/5/14/chartex" xmlns:mc="http://schemas.openxmlformats.org/markup-compatibility/2006" xmlns:aink="http://schemas.microsoft.com/office/drawing/2016/ink" xmlns:am3d="http://schemas.microsoft.com/office/drawing/2017/model3d" xmlns:o="urn:schemas-microsoft-com:office:office" xmlns:oel="http://schemas.microsoft.com/office/2019/extlst" xmlns:r="http://schemas.openxmlformats.org/officeDocument/2006/relationships" xmlns:m="http://schemas.openxmlformats.org/officeDocument/2006/math" xmlns:v="urn:schemas-microsoft-com:vml" xmlns:wp14="http://schemas.microsoft.com/office/word/2010/wordprocessingDrawing" xmlns:wp="http://schemas.openxmlformats.org/drawingml/2006/wordprocessingDrawing" xmlns:w10="urn:schemas-microsoft-com:office:word" xmlns:w="http://schemas.openxmlformats.org/wordprocessingml/2006/main" xmlns:w14="http://schemas.microsoft.com/office/word/2010/wordml" xmlns:w15="http://schemas.microsoft.com/office/word/2012/wordml" xmlns:w16cex="http://schemas.microsoft.com/office/word/2018/wordml/cex" xmlns:w16cid="http://schemas.microsoft.com/office/word/2016/wordml/cid" xmlns:w16="http://schemas.microsoft.com/office/word/2018/wordml" xmlns:w16du="http://schemas.microsoft.com/office/word/2023/wordml/word16du" xmlns:w16sdtdh="http://schemas.microsoft.com/office/word/2020/wordml/sdtdatahash" xmlns:w16sdtfl="http://schemas.microsoft.com/office/word/2024/wordml/sdtformatlock" xmlns:w16se="http://schemas.microsoft.com/office/word/2015/wordml/symex" xmlns:wpg="http://schemas.microsoft.com/office/word/2010/wordprocessingGroup" xmlns:wpi="http://schemas.microsoft.com/office/word/2010/wordprocessingInk" xmlns:wne="http://schemas.microsoft.com/office/word/2006/wordml" xmlns:wps="http://schemas.microsoft.com/office/word/2010/wordprocessingShape" mc:Ignorable="w14 w15 w16se w16cid w16 w16cex w16sdtdh w16sdtfl w16du wp14">
   <w:abstractNum w:abstractNumId="0" w15:restartNumberingAfterBreak="0">
     <w:nsid w:val="FFFFFF89"/>
     <w:multiLevelType w:val="singleLevel"/>
@@ -7727,124 +5511,124 @@
       </w:rPr>
     </w:lvl>
   </w:abstractNum>
-  <w:num w:numId="1">
+  <w:num w:numId="1" w16cid:durableId="1847089929">
     <w:abstractNumId w:val="24"/>
   </w:num>
-  <w:num w:numId="2">
+  <w:num w:numId="2" w16cid:durableId="1788084345">
     <w:abstractNumId w:val="20"/>
   </w:num>
-  <w:num w:numId="3">
+  <w:num w:numId="3" w16cid:durableId="718669096">
     <w:abstractNumId w:val="26"/>
   </w:num>
-  <w:num w:numId="4">
+  <w:num w:numId="4" w16cid:durableId="2047674443">
     <w:abstractNumId w:val="9"/>
   </w:num>
-  <w:num w:numId="5">
+  <w:num w:numId="5" w16cid:durableId="954096502">
     <w:abstractNumId w:val="11"/>
   </w:num>
-  <w:num w:numId="6">
+  <w:num w:numId="6" w16cid:durableId="11760365">
     <w:abstractNumId w:val="29"/>
   </w:num>
-  <w:num w:numId="7">
+  <w:num w:numId="7" w16cid:durableId="140345227">
     <w:abstractNumId w:val="16"/>
   </w:num>
-  <w:num w:numId="8">
+  <w:num w:numId="8" w16cid:durableId="597063585">
     <w:abstractNumId w:val="14"/>
   </w:num>
-  <w:num w:numId="9">
+  <w:num w:numId="9" w16cid:durableId="1580367594">
     <w:abstractNumId w:val="37"/>
   </w:num>
-  <w:num w:numId="10">
+  <w:num w:numId="10" w16cid:durableId="1740209930">
     <w:abstractNumId w:val="6"/>
   </w:num>
-  <w:num w:numId="11">
+  <w:num w:numId="11" w16cid:durableId="871458990">
     <w:abstractNumId w:val="30"/>
   </w:num>
-  <w:num w:numId="12">
+  <w:num w:numId="12" w16cid:durableId="792603383">
     <w:abstractNumId w:val="3"/>
   </w:num>
-  <w:num w:numId="13">
+  <w:num w:numId="13" w16cid:durableId="1298756727">
     <w:abstractNumId w:val="18"/>
   </w:num>
-  <w:num w:numId="14">
+  <w:num w:numId="14" w16cid:durableId="1836141407">
     <w:abstractNumId w:val="23"/>
   </w:num>
-  <w:num w:numId="15">
+  <w:num w:numId="15" w16cid:durableId="1794516544">
     <w:abstractNumId w:val="17"/>
   </w:num>
-  <w:num w:numId="16">
+  <w:num w:numId="16" w16cid:durableId="929004565">
     <w:abstractNumId w:val="32"/>
   </w:num>
-  <w:num w:numId="17">
+  <w:num w:numId="17" w16cid:durableId="84765825">
     <w:abstractNumId w:val="5"/>
   </w:num>
-  <w:num w:numId="18">
+  <w:num w:numId="18" w16cid:durableId="1639996277">
     <w:abstractNumId w:val="15"/>
   </w:num>
-  <w:num w:numId="19">
+  <w:num w:numId="19" w16cid:durableId="2132548507">
     <w:abstractNumId w:val="28"/>
   </w:num>
-  <w:num w:numId="20">
+  <w:num w:numId="20" w16cid:durableId="863980828">
     <w:abstractNumId w:val="4"/>
   </w:num>
-  <w:num w:numId="21">
+  <w:num w:numId="21" w16cid:durableId="1587500408">
     <w:abstractNumId w:val="2"/>
   </w:num>
-  <w:num w:numId="22">
+  <w:num w:numId="22" w16cid:durableId="1461414043">
     <w:abstractNumId w:val="12"/>
   </w:num>
-  <w:num w:numId="23">
+  <w:num w:numId="23" w16cid:durableId="337194266">
     <w:abstractNumId w:val="8"/>
   </w:num>
-  <w:num w:numId="24">
+  <w:num w:numId="24" w16cid:durableId="1446852198">
     <w:abstractNumId w:val="13"/>
   </w:num>
-  <w:num w:numId="25">
+  <w:num w:numId="25" w16cid:durableId="280379941">
     <w:abstractNumId w:val="31"/>
   </w:num>
-  <w:num w:numId="26">
+  <w:num w:numId="26" w16cid:durableId="1593273973">
     <w:abstractNumId w:val="38"/>
   </w:num>
-  <w:num w:numId="27">
+  <w:num w:numId="27" w16cid:durableId="1195389508">
     <w:abstractNumId w:val="1"/>
   </w:num>
-  <w:num w:numId="28">
+  <w:num w:numId="28" w16cid:durableId="1353188985">
     <w:abstractNumId w:val="33"/>
   </w:num>
-  <w:num w:numId="29">
+  <w:num w:numId="29" w16cid:durableId="1256670761">
     <w:abstractNumId w:val="7"/>
   </w:num>
-  <w:num w:numId="30">
+  <w:num w:numId="30" w16cid:durableId="1251234132">
     <w:abstractNumId w:val="36"/>
   </w:num>
-  <w:num w:numId="31">
+  <w:num w:numId="31" w16cid:durableId="1041173265">
     <w:abstractNumId w:val="34"/>
   </w:num>
-  <w:num w:numId="32">
+  <w:num w:numId="32" w16cid:durableId="1285578896">
     <w:abstractNumId w:val="39"/>
   </w:num>
-  <w:num w:numId="33">
+  <w:num w:numId="33" w16cid:durableId="1572738295">
     <w:abstractNumId w:val="0"/>
   </w:num>
-  <w:num w:numId="34">
+  <w:num w:numId="34" w16cid:durableId="699665736">
     <w:abstractNumId w:val="21"/>
   </w:num>
-  <w:num w:numId="35">
+  <w:num w:numId="35" w16cid:durableId="1431969433">
     <w:abstractNumId w:val="35"/>
   </w:num>
-  <w:num w:numId="36">
+  <w:num w:numId="36" w16cid:durableId="123279162">
     <w:abstractNumId w:val="22"/>
   </w:num>
-  <w:num w:numId="37">
+  <w:num w:numId="37" w16cid:durableId="502821475">
     <w:abstractNumId w:val="27"/>
   </w:num>
-  <w:num w:numId="38">
+  <w:num w:numId="38" w16cid:durableId="1696073795">
     <w:abstractNumId w:val="10"/>
   </w:num>
-  <w:num w:numId="39">
+  <w:num w:numId="39" w16cid:durableId="1868058514">
     <w:abstractNumId w:val="19"/>
   </w:num>
-  <w:num w:numId="40">
+  <w:num w:numId="40" w16cid:durableId="169024321">
     <w:abstractNumId w:val="25"/>
   </w:num>
   <w:numIdMacAtCleanup w:val="7"/>
@@ -7852,7 +5636,7 @@
 </file>
 
 <file path=word/styles.xml><?xml version="1.0" encoding="utf-8"?>
-<w:styles xmlns:mc="http://schemas.openxmlformats.org/markup-compatibility/2006" xmlns:r="http://schemas.openxmlformats.org/officeDocument/2006/relationships" xmlns:w="http://schemas.openxmlformats.org/wordprocessingml/2006/main" xmlns:w14="http://schemas.microsoft.com/office/word/2010/wordml" xmlns:w15="http://schemas.microsoft.com/office/word/2012/wordml" xmlns:w16cex="http://schemas.microsoft.com/office/word/2018/wordml/cex" xmlns:w16cid="http://schemas.microsoft.com/office/word/2016/wordml/cid" xmlns:w16="http://schemas.microsoft.com/office/word/2018/wordml" xmlns:w16sdtdh="http://schemas.microsoft.com/office/word/2020/wordml/sdtdatahash" xmlns:w16se="http://schemas.microsoft.com/office/word/2015/wordml/symex" mc:Ignorable="w14 w15 w16se w16cid w16 w16cex w16sdtdh">
+<w:styles xmlns:mc="http://schemas.openxmlformats.org/markup-compatibility/2006" xmlns:r="http://schemas.openxmlformats.org/officeDocument/2006/relationships" xmlns:w="http://schemas.openxmlformats.org/wordprocessingml/2006/main" xmlns:w14="http://schemas.microsoft.com/office/word/2010/wordml" xmlns:w15="http://schemas.microsoft.com/office/word/2012/wordml" xmlns:w16cex="http://schemas.microsoft.com/office/word/2018/wordml/cex" xmlns:w16cid="http://schemas.microsoft.com/office/word/2016/wordml/cid" xmlns:w16="http://schemas.microsoft.com/office/word/2018/wordml" xmlns:w16du="http://schemas.microsoft.com/office/word/2023/wordml/word16du" xmlns:w16sdtdh="http://schemas.microsoft.com/office/word/2020/wordml/sdtdatahash" xmlns:w16sdtfl="http://schemas.microsoft.com/office/word/2024/wordml/sdtformatlock" xmlns:w16se="http://schemas.microsoft.com/office/word/2015/wordml/symex" mc:Ignorable="w14 w15 w16se w16cid w16 w16cex w16sdtdh w16sdtfl w16du">
   <w:docDefaults>
     <w:rPrDefault>
       <w:rPr>
